--- a/docs/03_设计及创新性分析报告.docx
+++ b/docs/03_设计及创新性分析报告.docx
@@ -152,7 +152,7 @@
         <w:pStyle w:val="2"/>
         <w:spacing w:before="360" w:after="240"/>
       </w:pPr>
-      <w:bookmarkStart w:id="0" w:name="_Toc16291"/>
+      <w:bookmarkStart w:id="0" w:name="_Toc15116"/>
       <w:r>
         <w:rPr>
           <w:rFonts w:ascii="黑体" w:hAnsi="黑体" w:eastAsia="黑体" w:cs="黑体"/>
@@ -531,7 +531,7 @@
                 <w:sz w:val="20"/>
                 <w:szCs w:val="20"/>
               </w:rPr>
-              <w:t>组员1-4提供创新点技术素材，组员5统筹竞品调研与文档撰写</w:t>
+              <w:t>组员1（颜瑞）-4提供创新点技术素材，组员5（柯康锐）统筹竞品调研与文档撰写</w:t>
             </w:r>
           </w:p>
         </w:tc>
@@ -547,7 +547,7 @@
         <w:pStyle w:val="2"/>
         <w:spacing w:before="360" w:after="240"/>
       </w:pPr>
-      <w:bookmarkStart w:id="1" w:name="_Toc425"/>
+      <w:bookmarkStart w:id="1" w:name="_Toc5342"/>
       <w:r>
         <w:rPr>
           <w:rFonts w:ascii="黑体" w:hAnsi="黑体" w:eastAsia="黑体" w:cs="黑体"/>
@@ -563,7 +563,7 @@
     <w:sdt>
       <w:sdtPr>
         <w:alias w:val="目录"/>
-        <w:id w:val="147469554"/>
+        <w:id w:val="147461119"/>
       </w:sdtPr>
       <w:sdtContent>
         <w:p>
@@ -595,7 +595,7 @@
             <w:fldChar w:fldCharType="begin"/>
           </w:r>
           <w:r>
-            <w:instrText xml:space="preserve"> HYPERLINK \l _Toc16291 </w:instrText>
+            <w:instrText xml:space="preserve"> HYPERLINK \l _Toc15116 </w:instrText>
           </w:r>
           <w:r>
             <w:fldChar w:fldCharType="separate"/>
@@ -615,7 +615,7 @@
             <w:fldChar w:fldCharType="begin"/>
           </w:r>
           <w:r>
-            <w:instrText xml:space="preserve"> PAGEREF _Toc16291 \h </w:instrText>
+            <w:instrText xml:space="preserve"> PAGEREF _Toc15116 \h </w:instrText>
           </w:r>
           <w:r>
             <w:fldChar w:fldCharType="separate"/>
@@ -641,7 +641,7 @@
             <w:fldChar w:fldCharType="begin"/>
           </w:r>
           <w:r>
-            <w:instrText xml:space="preserve"> HYPERLINK \l _Toc425 </w:instrText>
+            <w:instrText xml:space="preserve"> HYPERLINK \l _Toc5342 </w:instrText>
           </w:r>
           <w:r>
             <w:fldChar w:fldCharType="separate"/>
@@ -661,7 +661,7 @@
             <w:fldChar w:fldCharType="begin"/>
           </w:r>
           <w:r>
-            <w:instrText xml:space="preserve"> PAGEREF _Toc425 \h </w:instrText>
+            <w:instrText xml:space="preserve"> PAGEREF _Toc5342 \h </w:instrText>
           </w:r>
           <w:r>
             <w:fldChar w:fldCharType="separate"/>
@@ -687,7 +687,7 @@
             <w:fldChar w:fldCharType="begin"/>
           </w:r>
           <w:r>
-            <w:instrText xml:space="preserve"> HYPERLINK \l _Toc16214 </w:instrText>
+            <w:instrText xml:space="preserve"> HYPERLINK \l _Toc29719 </w:instrText>
           </w:r>
           <w:r>
             <w:fldChar w:fldCharType="separate"/>
@@ -707,7 +707,7 @@
             <w:fldChar w:fldCharType="begin"/>
           </w:r>
           <w:r>
-            <w:instrText xml:space="preserve"> PAGEREF _Toc16214 \h </w:instrText>
+            <w:instrText xml:space="preserve"> PAGEREF _Toc29719 \h </w:instrText>
           </w:r>
           <w:r>
             <w:fldChar w:fldCharType="separate"/>
@@ -733,7 +733,7 @@
             <w:fldChar w:fldCharType="begin"/>
           </w:r>
           <w:r>
-            <w:instrText xml:space="preserve"> HYPERLINK \l _Toc18756 </w:instrText>
+            <w:instrText xml:space="preserve"> HYPERLINK \l _Toc9170 </w:instrText>
           </w:r>
           <w:r>
             <w:fldChar w:fldCharType="separate"/>
@@ -753,7 +753,7 @@
             <w:fldChar w:fldCharType="begin"/>
           </w:r>
           <w:r>
-            <w:instrText xml:space="preserve"> PAGEREF _Toc18756 \h </w:instrText>
+            <w:instrText xml:space="preserve"> PAGEREF _Toc9170 \h </w:instrText>
           </w:r>
           <w:r>
             <w:fldChar w:fldCharType="separate"/>
@@ -779,7 +779,7 @@
             <w:fldChar w:fldCharType="begin"/>
           </w:r>
           <w:r>
-            <w:instrText xml:space="preserve"> HYPERLINK \l _Toc14344 </w:instrText>
+            <w:instrText xml:space="preserve"> HYPERLINK \l _Toc12832 </w:instrText>
           </w:r>
           <w:r>
             <w:fldChar w:fldCharType="separate"/>
@@ -799,7 +799,7 @@
             <w:fldChar w:fldCharType="begin"/>
           </w:r>
           <w:r>
-            <w:instrText xml:space="preserve"> PAGEREF _Toc14344 \h </w:instrText>
+            <w:instrText xml:space="preserve"> PAGEREF _Toc12832 \h </w:instrText>
           </w:r>
           <w:r>
             <w:fldChar w:fldCharType="separate"/>
@@ -825,7 +825,7 @@
             <w:fldChar w:fldCharType="begin"/>
           </w:r>
           <w:r>
-            <w:instrText xml:space="preserve"> HYPERLINK \l _Toc1480 </w:instrText>
+            <w:instrText xml:space="preserve"> HYPERLINK \l _Toc23977 </w:instrText>
           </w:r>
           <w:r>
             <w:fldChar w:fldCharType="separate"/>
@@ -845,7 +845,7 @@
             <w:fldChar w:fldCharType="begin"/>
           </w:r>
           <w:r>
-            <w:instrText xml:space="preserve"> PAGEREF _Toc1480 \h </w:instrText>
+            <w:instrText xml:space="preserve"> PAGEREF _Toc23977 \h </w:instrText>
           </w:r>
           <w:r>
             <w:fldChar w:fldCharType="separate"/>
@@ -871,7 +871,7 @@
             <w:fldChar w:fldCharType="begin"/>
           </w:r>
           <w:r>
-            <w:instrText xml:space="preserve"> HYPERLINK \l _Toc20308 </w:instrText>
+            <w:instrText xml:space="preserve"> HYPERLINK \l _Toc2789 </w:instrText>
           </w:r>
           <w:r>
             <w:fldChar w:fldCharType="separate"/>
@@ -891,13 +891,13 @@
             <w:fldChar w:fldCharType="begin"/>
           </w:r>
           <w:r>
-            <w:instrText xml:space="preserve"> PAGEREF _Toc20308 \h </w:instrText>
+            <w:instrText xml:space="preserve"> PAGEREF _Toc2789 \h </w:instrText>
           </w:r>
           <w:r>
             <w:fldChar w:fldCharType="separate"/>
           </w:r>
           <w:r>
-            <w:t>5</w:t>
+            <w:t>4</w:t>
           </w:r>
           <w:r>
             <w:fldChar w:fldCharType="end"/>
@@ -917,7 +917,7 @@
             <w:fldChar w:fldCharType="begin"/>
           </w:r>
           <w:r>
-            <w:instrText xml:space="preserve"> HYPERLINK \l _Toc6006 </w:instrText>
+            <w:instrText xml:space="preserve"> HYPERLINK \l _Toc6684 </w:instrText>
           </w:r>
           <w:r>
             <w:fldChar w:fldCharType="separate"/>
@@ -937,13 +937,13 @@
             <w:fldChar w:fldCharType="begin"/>
           </w:r>
           <w:r>
-            <w:instrText xml:space="preserve"> PAGEREF _Toc6006 \h </w:instrText>
+            <w:instrText xml:space="preserve"> PAGEREF _Toc6684 \h </w:instrText>
           </w:r>
           <w:r>
             <w:fldChar w:fldCharType="separate"/>
           </w:r>
           <w:r>
-            <w:t>6</w:t>
+            <w:t>5</w:t>
           </w:r>
           <w:r>
             <w:fldChar w:fldCharType="end"/>
@@ -963,7 +963,7 @@
             <w:fldChar w:fldCharType="begin"/>
           </w:r>
           <w:r>
-            <w:instrText xml:space="preserve"> HYPERLINK \l _Toc22826 </w:instrText>
+            <w:instrText xml:space="preserve"> HYPERLINK \l _Toc29796 </w:instrText>
           </w:r>
           <w:r>
             <w:fldChar w:fldCharType="separate"/>
@@ -983,13 +983,13 @@
             <w:fldChar w:fldCharType="begin"/>
           </w:r>
           <w:r>
-            <w:instrText xml:space="preserve"> PAGEREF _Toc22826 \h </w:instrText>
+            <w:instrText xml:space="preserve"> PAGEREF _Toc29796 \h </w:instrText>
           </w:r>
           <w:r>
             <w:fldChar w:fldCharType="separate"/>
           </w:r>
           <w:r>
-            <w:t>6</w:t>
+            <w:t>5</w:t>
           </w:r>
           <w:r>
             <w:fldChar w:fldCharType="end"/>
@@ -1009,7 +1009,7 @@
             <w:fldChar w:fldCharType="begin"/>
           </w:r>
           <w:r>
-            <w:instrText xml:space="preserve"> HYPERLINK \l _Toc27761 </w:instrText>
+            <w:instrText xml:space="preserve"> HYPERLINK \l _Toc10163 </w:instrText>
           </w:r>
           <w:r>
             <w:fldChar w:fldCharType="separate"/>
@@ -1020,7 +1020,7 @@
               <w:bCs/>
               <w:szCs w:val="24"/>
             </w:rPr>
-            <w:t>2.1.1 多阶段温度仿真算法（组员1负责）</w:t>
+            <w:t>2.1.1 多阶段温度仿真算法（组员1（颜瑞）负责）</w:t>
           </w:r>
           <w:r>
             <w:tab/>
@@ -1029,13 +1029,13 @@
             <w:fldChar w:fldCharType="begin"/>
           </w:r>
           <w:r>
-            <w:instrText xml:space="preserve"> PAGEREF _Toc27761 \h </w:instrText>
+            <w:instrText xml:space="preserve"> PAGEREF _Toc10163 \h </w:instrText>
           </w:r>
           <w:r>
             <w:fldChar w:fldCharType="separate"/>
           </w:r>
           <w:r>
-            <w:t>6</w:t>
+            <w:t>5</w:t>
           </w:r>
           <w:r>
             <w:fldChar w:fldCharType="end"/>
@@ -1055,7 +1055,7 @@
             <w:fldChar w:fldCharType="begin"/>
           </w:r>
           <w:r>
-            <w:instrText xml:space="preserve"> HYPERLINK \l _Toc30054 </w:instrText>
+            <w:instrText xml:space="preserve"> HYPERLINK \l _Toc31105 </w:instrText>
           </w:r>
           <w:r>
             <w:fldChar w:fldCharType="separate"/>
@@ -1066,7 +1066,7 @@
               <w:bCs/>
               <w:szCs w:val="24"/>
             </w:rPr>
-            <w:t>2.1.2 线程安全有限状态机（组员1负责）</w:t>
+            <w:t>2.1.2 线程安全有限状态机（组员1（颜瑞）负责）</w:t>
           </w:r>
           <w:r>
             <w:tab/>
@@ -1075,13 +1075,13 @@
             <w:fldChar w:fldCharType="begin"/>
           </w:r>
           <w:r>
-            <w:instrText xml:space="preserve"> PAGEREF _Toc30054 \h </w:instrText>
+            <w:instrText xml:space="preserve"> PAGEREF _Toc31105 \h </w:instrText>
           </w:r>
           <w:r>
             <w:fldChar w:fldCharType="separate"/>
           </w:r>
           <w:r>
-            <w:t>6</w:t>
+            <w:t>5</w:t>
           </w:r>
           <w:r>
             <w:fldChar w:fldCharType="end"/>
@@ -1101,7 +1101,7 @@
             <w:fldChar w:fldCharType="begin"/>
           </w:r>
           <w:r>
-            <w:instrText xml:space="preserve"> HYPERLINK \l _Toc28250 </w:instrText>
+            <w:instrText xml:space="preserve"> HYPERLINK \l _Toc27220 </w:instrText>
           </w:r>
           <w:r>
             <w:fldChar w:fldCharType="separate"/>
@@ -1112,7 +1112,7 @@
               <w:bCs/>
               <w:szCs w:val="24"/>
             </w:rPr>
-            <w:t>2.1.3 分层持久化事务架构（组员2负责）</w:t>
+            <w:t>2.1.3 分层持久化事务架构（组员2（陈培钦）负责）</w:t>
           </w:r>
           <w:r>
             <w:tab/>
@@ -1121,13 +1121,13 @@
             <w:fldChar w:fldCharType="begin"/>
           </w:r>
           <w:r>
-            <w:instrText xml:space="preserve"> PAGEREF _Toc28250 \h </w:instrText>
+            <w:instrText xml:space="preserve"> PAGEREF _Toc27220 \h </w:instrText>
           </w:r>
           <w:r>
             <w:fldChar w:fldCharType="separate"/>
           </w:r>
           <w:r>
-            <w:t>6</w:t>
+            <w:t>5</w:t>
           </w:r>
           <w:r>
             <w:fldChar w:fldCharType="end"/>
@@ -1147,7 +1147,7 @@
             <w:fldChar w:fldCharType="begin"/>
           </w:r>
           <w:r>
-            <w:instrText xml:space="preserve"> HYPERLINK \l _Toc29553 </w:instrText>
+            <w:instrText xml:space="preserve"> HYPERLINK \l _Toc10453 </w:instrText>
           </w:r>
           <w:r>
             <w:fldChar w:fldCharType="separate"/>
@@ -1158,7 +1158,7 @@
               <w:bCs/>
               <w:szCs w:val="24"/>
             </w:rPr>
-            <w:t>2.1.4 自动化质量门禁体系（组员5负责）</w:t>
+            <w:t>2.1.4 自动化质量门禁体系（组员5（柯康锐）负责）</w:t>
           </w:r>
           <w:r>
             <w:tab/>
@@ -1167,13 +1167,13 @@
             <w:fldChar w:fldCharType="begin"/>
           </w:r>
           <w:r>
-            <w:instrText xml:space="preserve"> PAGEREF _Toc29553 \h </w:instrText>
+            <w:instrText xml:space="preserve"> PAGEREF _Toc10453 \h </w:instrText>
           </w:r>
           <w:r>
             <w:fldChar w:fldCharType="separate"/>
           </w:r>
           <w:r>
-            <w:t>6</w:t>
+            <w:t>5</w:t>
           </w:r>
           <w:r>
             <w:fldChar w:fldCharType="end"/>
@@ -1193,7 +1193,7 @@
             <w:fldChar w:fldCharType="begin"/>
           </w:r>
           <w:r>
-            <w:instrText xml:space="preserve"> HYPERLINK \l _Toc20993 </w:instrText>
+            <w:instrText xml:space="preserve"> HYPERLINK \l _Toc12121 </w:instrText>
           </w:r>
           <w:r>
             <w:fldChar w:fldCharType="separate"/>
@@ -1213,13 +1213,13 @@
             <w:fldChar w:fldCharType="begin"/>
           </w:r>
           <w:r>
-            <w:instrText xml:space="preserve"> PAGEREF _Toc20993 \h </w:instrText>
+            <w:instrText xml:space="preserve"> PAGEREF _Toc12121 \h </w:instrText>
           </w:r>
           <w:r>
             <w:fldChar w:fldCharType="separate"/>
           </w:r>
           <w:r>
-            <w:t>6</w:t>
+            <w:t>5</w:t>
           </w:r>
           <w:r>
             <w:fldChar w:fldCharType="end"/>
@@ -1239,7 +1239,7 @@
             <w:fldChar w:fldCharType="begin"/>
           </w:r>
           <w:r>
-            <w:instrText xml:space="preserve"> HYPERLINK \l _Toc29635 </w:instrText>
+            <w:instrText xml:space="preserve"> HYPERLINK \l _Toc14057 </w:instrText>
           </w:r>
           <w:r>
             <w:fldChar w:fldCharType="separate"/>
@@ -1250,7 +1250,7 @@
               <w:bCs/>
               <w:szCs w:val="24"/>
             </w:rPr>
-            <w:t>2.2.1 可视化实时多通道温度曲线与全流程交互（组员3负责）</w:t>
+            <w:t>2.2.1 可视化实时多通道温度曲线（组员3（杨晋宇）负责）</w:t>
           </w:r>
           <w:r>
             <w:tab/>
@@ -1259,13 +1259,13 @@
             <w:fldChar w:fldCharType="begin"/>
           </w:r>
           <w:r>
-            <w:instrText xml:space="preserve"> PAGEREF _Toc29635 \h </w:instrText>
+            <w:instrText xml:space="preserve"> PAGEREF _Toc14057 \h </w:instrText>
           </w:r>
           <w:r>
             <w:fldChar w:fldCharType="separate"/>
           </w:r>
           <w:r>
-            <w:t>6</w:t>
+            <w:t>5</w:t>
           </w:r>
           <w:r>
             <w:fldChar w:fldCharType="end"/>
@@ -1285,7 +1285,7 @@
             <w:fldChar w:fldCharType="begin"/>
           </w:r>
           <w:r>
-            <w:instrText xml:space="preserve"> HYPERLINK \l _Toc346 </w:instrText>
+            <w:instrText xml:space="preserve"> HYPERLINK \l _Toc27475 </w:instrText>
           </w:r>
           <w:r>
             <w:fldChar w:fldCharType="separate"/>
@@ -1296,7 +1296,7 @@
               <w:bCs/>
               <w:szCs w:val="24"/>
             </w:rPr>
-            <w:t>2.2.2 多格式自动报告导出（组员4负责）</w:t>
+            <w:t>2.2.2 多格式自动报告导出（组员4（王润廷）负责）</w:t>
           </w:r>
           <w:r>
             <w:tab/>
@@ -1305,13 +1305,13 @@
             <w:fldChar w:fldCharType="begin"/>
           </w:r>
           <w:r>
-            <w:instrText xml:space="preserve"> PAGEREF _Toc346 \h </w:instrText>
+            <w:instrText xml:space="preserve"> PAGEREF _Toc27475 \h </w:instrText>
           </w:r>
           <w:r>
             <w:fldChar w:fldCharType="separate"/>
           </w:r>
           <w:r>
-            <w:t>7</w:t>
+            <w:t>5</w:t>
           </w:r>
           <w:r>
             <w:fldChar w:fldCharType="end"/>
@@ -1331,7 +1331,7 @@
             <w:fldChar w:fldCharType="begin"/>
           </w:r>
           <w:r>
-            <w:instrText xml:space="preserve"> HYPERLINK \l _Toc15983 </w:instrText>
+            <w:instrText xml:space="preserve"> HYPERLINK \l _Toc22388 </w:instrText>
           </w:r>
           <w:r>
             <w:fldChar w:fldCharType="separate"/>
@@ -1351,13 +1351,13 @@
             <w:fldChar w:fldCharType="begin"/>
           </w:r>
           <w:r>
-            <w:instrText xml:space="preserve"> PAGEREF _Toc15983 \h </w:instrText>
+            <w:instrText xml:space="preserve"> PAGEREF _Toc22388 \h </w:instrText>
           </w:r>
           <w:r>
             <w:fldChar w:fldCharType="separate"/>
           </w:r>
           <w:r>
-            <w:t>7</w:t>
+            <w:t>6</w:t>
           </w:r>
           <w:r>
             <w:fldChar w:fldCharType="end"/>
@@ -1377,7 +1377,7 @@
             <w:fldChar w:fldCharType="begin"/>
           </w:r>
           <w:r>
-            <w:instrText xml:space="preserve"> HYPERLINK \l _Toc23125 </w:instrText>
+            <w:instrText xml:space="preserve"> HYPERLINK \l _Toc30435 </w:instrText>
           </w:r>
           <w:r>
             <w:fldChar w:fldCharType="separate"/>
@@ -1397,13 +1397,13 @@
             <w:fldChar w:fldCharType="begin"/>
           </w:r>
           <w:r>
-            <w:instrText xml:space="preserve"> PAGEREF _Toc23125 \h </w:instrText>
+            <w:instrText xml:space="preserve"> PAGEREF _Toc30435 \h </w:instrText>
           </w:r>
           <w:r>
             <w:fldChar w:fldCharType="separate"/>
           </w:r>
           <w:r>
-            <w:t>7</w:t>
+            <w:t>6</w:t>
           </w:r>
           <w:r>
             <w:fldChar w:fldCharType="end"/>
@@ -1423,7 +1423,7 @@
             <w:fldChar w:fldCharType="begin"/>
           </w:r>
           <w:r>
-            <w:instrText xml:space="preserve"> HYPERLINK \l _Toc16168 </w:instrText>
+            <w:instrText xml:space="preserve"> HYPERLINK \l _Toc11601 </w:instrText>
           </w:r>
           <w:r>
             <w:fldChar w:fldCharType="separate"/>
@@ -1443,13 +1443,13 @@
             <w:fldChar w:fldCharType="begin"/>
           </w:r>
           <w:r>
-            <w:instrText xml:space="preserve"> PAGEREF _Toc16168 \h </w:instrText>
+            <w:instrText xml:space="preserve"> PAGEREF _Toc11601 \h </w:instrText>
           </w:r>
           <w:r>
             <w:fldChar w:fldCharType="separate"/>
           </w:r>
           <w:r>
-            <w:t>7</w:t>
+            <w:t>6</w:t>
           </w:r>
           <w:r>
             <w:fldChar w:fldCharType="end"/>
@@ -1469,7 +1469,7 @@
             <w:fldChar w:fldCharType="begin"/>
           </w:r>
           <w:r>
-            <w:instrText xml:space="preserve"> HYPERLINK \l _Toc4432 </w:instrText>
+            <w:instrText xml:space="preserve"> HYPERLINK \l _Toc19275 </w:instrText>
           </w:r>
           <w:r>
             <w:fldChar w:fldCharType="separate"/>
@@ -1489,13 +1489,13 @@
             <w:fldChar w:fldCharType="begin"/>
           </w:r>
           <w:r>
-            <w:instrText xml:space="preserve"> PAGEREF _Toc4432 \h </w:instrText>
+            <w:instrText xml:space="preserve"> PAGEREF _Toc19275 \h </w:instrText>
           </w:r>
           <w:r>
             <w:fldChar w:fldCharType="separate"/>
           </w:r>
           <w:r>
-            <w:t>7</w:t>
+            <w:t>6</w:t>
           </w:r>
           <w:r>
             <w:fldChar w:fldCharType="end"/>
@@ -1515,7 +1515,7 @@
             <w:fldChar w:fldCharType="begin"/>
           </w:r>
           <w:r>
-            <w:instrText xml:space="preserve"> HYPERLINK \l _Toc23138 </w:instrText>
+            <w:instrText xml:space="preserve"> HYPERLINK \l _Toc28479 </w:instrText>
           </w:r>
           <w:r>
             <w:fldChar w:fldCharType="separate"/>
@@ -1535,13 +1535,13 @@
             <w:fldChar w:fldCharType="begin"/>
           </w:r>
           <w:r>
-            <w:instrText xml:space="preserve"> PAGEREF _Toc23138 \h </w:instrText>
+            <w:instrText xml:space="preserve"> PAGEREF _Toc28479 \h </w:instrText>
           </w:r>
           <w:r>
             <w:fldChar w:fldCharType="separate"/>
           </w:r>
           <w:r>
-            <w:t>8</w:t>
+            <w:t>7</w:t>
           </w:r>
           <w:r>
             <w:fldChar w:fldCharType="end"/>
@@ -1561,7 +1561,7 @@
             <w:fldChar w:fldCharType="begin"/>
           </w:r>
           <w:r>
-            <w:instrText xml:space="preserve"> HYPERLINK \l _Toc15417 </w:instrText>
+            <w:instrText xml:space="preserve"> HYPERLINK \l _Toc1195 </w:instrText>
           </w:r>
           <w:r>
             <w:fldChar w:fldCharType="separate"/>
@@ -1581,13 +1581,13 @@
             <w:fldChar w:fldCharType="begin"/>
           </w:r>
           <w:r>
-            <w:instrText xml:space="preserve"> PAGEREF _Toc15417 \h </w:instrText>
+            <w:instrText xml:space="preserve"> PAGEREF _Toc1195 \h </w:instrText>
           </w:r>
           <w:r>
             <w:fldChar w:fldCharType="separate"/>
           </w:r>
           <w:r>
-            <w:t>8</w:t>
+            <w:t>7</w:t>
           </w:r>
           <w:r>
             <w:fldChar w:fldCharType="end"/>
@@ -1607,7 +1607,7 @@
             <w:fldChar w:fldCharType="begin"/>
           </w:r>
           <w:r>
-            <w:instrText xml:space="preserve"> HYPERLINK \l _Toc11386 </w:instrText>
+            <w:instrText xml:space="preserve"> HYPERLINK \l _Toc4026 </w:instrText>
           </w:r>
           <w:r>
             <w:fldChar w:fldCharType="separate"/>
@@ -1627,13 +1627,13 @@
             <w:fldChar w:fldCharType="begin"/>
           </w:r>
           <w:r>
-            <w:instrText xml:space="preserve"> PAGEREF _Toc11386 \h </w:instrText>
+            <w:instrText xml:space="preserve"> PAGEREF _Toc4026 \h </w:instrText>
           </w:r>
           <w:r>
             <w:fldChar w:fldCharType="separate"/>
           </w:r>
           <w:r>
-            <w:t>8</w:t>
+            <w:t>7</w:t>
           </w:r>
           <w:r>
             <w:fldChar w:fldCharType="end"/>
@@ -1653,7 +1653,7 @@
             <w:fldChar w:fldCharType="begin"/>
           </w:r>
           <w:r>
-            <w:instrText xml:space="preserve"> HYPERLINK \l _Toc29595 </w:instrText>
+            <w:instrText xml:space="preserve"> HYPERLINK \l _Toc24327 </w:instrText>
           </w:r>
           <w:r>
             <w:fldChar w:fldCharType="separate"/>
@@ -1673,13 +1673,13 @@
             <w:fldChar w:fldCharType="begin"/>
           </w:r>
           <w:r>
-            <w:instrText xml:space="preserve"> PAGEREF _Toc29595 \h </w:instrText>
+            <w:instrText xml:space="preserve"> PAGEREF _Toc24327 \h </w:instrText>
           </w:r>
           <w:r>
             <w:fldChar w:fldCharType="separate"/>
           </w:r>
           <w:r>
-            <w:t>8</w:t>
+            <w:t>7</w:t>
           </w:r>
           <w:r>
             <w:fldChar w:fldCharType="end"/>
@@ -1705,7 +1705,7 @@
         <w:pStyle w:val="2"/>
         <w:spacing w:before="360" w:after="240"/>
       </w:pPr>
-      <w:bookmarkStart w:id="2" w:name="_Toc16214"/>
+      <w:bookmarkStart w:id="2" w:name="_Toc29719"/>
       <w:r>
         <w:rPr>
           <w:rFonts w:ascii="黑体" w:hAnsi="黑体" w:eastAsia="黑体" w:cs="黑体"/>
@@ -1723,7 +1723,7 @@
         <w:pStyle w:val="3"/>
         <w:spacing w:before="240" w:after="180"/>
       </w:pPr>
-      <w:bookmarkStart w:id="3" w:name="_Toc18756"/>
+      <w:bookmarkStart w:id="3" w:name="_Toc9170"/>
       <w:r>
         <w:rPr>
           <w:rFonts w:ascii="黑体" w:hAnsi="黑体" w:eastAsia="黑体" w:cs="黑体"/>
@@ -1741,7 +1741,7 @@
         <w:pStyle w:val="4"/>
         <w:spacing w:before="180" w:after="120"/>
       </w:pPr>
-      <w:bookmarkStart w:id="4" w:name="_Toc14344"/>
+      <w:bookmarkStart w:id="4" w:name="_Toc12832"/>
       <w:r>
         <w:rPr>
           <w:rFonts w:ascii="黑体" w:hAnsi="黑体" w:eastAsia="黑体" w:cs="黑体"/>
@@ -2249,204 +2249,6 @@
                 <w:sz w:val="20"/>
                 <w:szCs w:val="20"/>
               </w:rPr>
-              <w:t>串口通信硬件</w:t>
-            </w:r>
-          </w:p>
-        </w:tc>
-        <w:tc>
-          <w:tcPr>
-            <w:tcW w:w="5000" w:type="dxa"/>
-            <w:tcBorders>
-              <w:top w:val="single" w:color="CCCCCC" w:sz="0" w:space="0"/>
-              <w:left w:val="single" w:color="CCCCCC" w:sz="0" w:space="0"/>
-              <w:bottom w:val="single" w:color="CCCCCC" w:sz="0" w:space="0"/>
-              <w:right w:val="single" w:color="CCCCCC" w:sz="0" w:space="0"/>
-            </w:tcBorders>
-            <w:tcMar>
-              <w:top w:w="60" w:type="dxa"/>
-              <w:left w:w="100" w:type="dxa"/>
-              <w:bottom w:w="60" w:type="dxa"/>
-              <w:right w:w="100" w:type="dxa"/>
-            </w:tcMar>
-          </w:tcPr>
-          <w:p>
-            <w:r>
-              <w:rPr>
-                <w:rFonts w:ascii="宋体" w:hAnsi="宋体" w:eastAsia="宋体" w:cs="宋体"/>
-                <w:sz w:val="20"/>
-                <w:szCs w:val="20"/>
-              </w:rPr>
-              <w:t>RS-485转换器、数据采集卡</w:t>
-            </w:r>
-          </w:p>
-        </w:tc>
-        <w:tc>
-          <w:tcPr>
-            <w:tcW w:w="2906" w:type="dxa"/>
-            <w:tcBorders>
-              <w:top w:val="single" w:color="CCCCCC" w:sz="0" w:space="0"/>
-              <w:left w:val="single" w:color="CCCCCC" w:sz="0" w:space="0"/>
-              <w:bottom w:val="single" w:color="CCCCCC" w:sz="0" w:space="0"/>
-              <w:right w:val="single" w:color="CCCCCC" w:sz="0" w:space="0"/>
-            </w:tcBorders>
-            <w:tcMar>
-              <w:top w:w="60" w:type="dxa"/>
-              <w:left w:w="100" w:type="dxa"/>
-              <w:bottom w:w="60" w:type="dxa"/>
-              <w:right w:w="100" w:type="dxa"/>
-            </w:tcMar>
-          </w:tcPr>
-          <w:p>
-            <w:r>
-              <w:rPr>
-                <w:rFonts w:ascii="宋体" w:hAnsi="宋体" w:eastAsia="宋体" w:cs="宋体"/>
-                <w:sz w:val="20"/>
-                <w:szCs w:val="20"/>
-              </w:rPr>
-              <w:t>1-3万元</w:t>
-            </w:r>
-          </w:p>
-        </w:tc>
-      </w:tr>
-      <w:tr>
-        <w:tblPrEx>
-          <w:tblBorders>
-            <w:top w:val="single" w:color="auto" w:sz="4" w:space="0"/>
-            <w:left w:val="single" w:color="auto" w:sz="4" w:space="0"/>
-            <w:bottom w:val="single" w:color="auto" w:sz="4" w:space="0"/>
-            <w:right w:val="single" w:color="auto" w:sz="4" w:space="0"/>
-            <w:insideH w:val="single" w:color="auto" w:sz="4" w:space="0"/>
-            <w:insideV w:val="single" w:color="auto" w:sz="4" w:space="0"/>
-          </w:tblBorders>
-          <w:tblCellMar>
-            <w:top w:w="0" w:type="dxa"/>
-            <w:left w:w="10" w:type="dxa"/>
-            <w:bottom w:w="0" w:type="dxa"/>
-            <w:right w:w="10" w:type="dxa"/>
-          </w:tblCellMar>
-        </w:tblPrEx>
-        <w:tc>
-          <w:tcPr>
-            <w:tcW w:w="3000" w:type="dxa"/>
-            <w:tcBorders>
-              <w:top w:val="single" w:color="CCCCCC" w:sz="0" w:space="0"/>
-              <w:left w:val="single" w:color="CCCCCC" w:sz="0" w:space="0"/>
-              <w:bottom w:val="single" w:color="CCCCCC" w:sz="0" w:space="0"/>
-              <w:right w:val="single" w:color="CCCCCC" w:sz="0" w:space="0"/>
-            </w:tcBorders>
-            <w:tcMar>
-              <w:top w:w="60" w:type="dxa"/>
-              <w:left w:w="100" w:type="dxa"/>
-              <w:bottom w:w="60" w:type="dxa"/>
-              <w:right w:w="100" w:type="dxa"/>
-            </w:tcMar>
-          </w:tcPr>
-          <w:p>
-            <w:r>
-              <w:rPr>
-                <w:rFonts w:ascii="宋体" w:hAnsi="宋体" w:eastAsia="宋体" w:cs="宋体"/>
-                <w:sz w:val="20"/>
-                <w:szCs w:val="20"/>
-              </w:rPr>
-              <w:t>年度维护</w:t>
-            </w:r>
-          </w:p>
-        </w:tc>
-        <w:tc>
-          <w:tcPr>
-            <w:tcW w:w="5000" w:type="dxa"/>
-            <w:tcBorders>
-              <w:top w:val="single" w:color="CCCCCC" w:sz="0" w:space="0"/>
-              <w:left w:val="single" w:color="CCCCCC" w:sz="0" w:space="0"/>
-              <w:bottom w:val="single" w:color="CCCCCC" w:sz="0" w:space="0"/>
-              <w:right w:val="single" w:color="CCCCCC" w:sz="0" w:space="0"/>
-            </w:tcBorders>
-            <w:tcMar>
-              <w:top w:w="60" w:type="dxa"/>
-              <w:left w:w="100" w:type="dxa"/>
-              <w:bottom w:w="60" w:type="dxa"/>
-              <w:right w:w="100" w:type="dxa"/>
-            </w:tcMar>
-          </w:tcPr>
-          <w:p>
-            <w:r>
-              <w:rPr>
-                <w:rFonts w:ascii="宋体" w:hAnsi="宋体" w:eastAsia="宋体" w:cs="宋体"/>
-                <w:sz w:val="20"/>
-                <w:szCs w:val="20"/>
-              </w:rPr>
-              <w:t>加热元件更换、热电偶校准</w:t>
-            </w:r>
-          </w:p>
-        </w:tc>
-        <w:tc>
-          <w:tcPr>
-            <w:tcW w:w="2906" w:type="dxa"/>
-            <w:tcBorders>
-              <w:top w:val="single" w:color="CCCCCC" w:sz="0" w:space="0"/>
-              <w:left w:val="single" w:color="CCCCCC" w:sz="0" w:space="0"/>
-              <w:bottom w:val="single" w:color="CCCCCC" w:sz="0" w:space="0"/>
-              <w:right w:val="single" w:color="CCCCCC" w:sz="0" w:space="0"/>
-            </w:tcBorders>
-            <w:tcMar>
-              <w:top w:w="60" w:type="dxa"/>
-              <w:left w:w="100" w:type="dxa"/>
-              <w:bottom w:w="60" w:type="dxa"/>
-              <w:right w:w="100" w:type="dxa"/>
-            </w:tcMar>
-          </w:tcPr>
-          <w:p>
-            <w:r>
-              <w:rPr>
-                <w:rFonts w:ascii="宋体" w:hAnsi="宋体" w:eastAsia="宋体" w:cs="宋体"/>
-                <w:sz w:val="20"/>
-                <w:szCs w:val="20"/>
-              </w:rPr>
-              <w:t>2-5万元/年</w:t>
-            </w:r>
-          </w:p>
-        </w:tc>
-      </w:tr>
-      <w:tr>
-        <w:tblPrEx>
-          <w:tblBorders>
-            <w:top w:val="single" w:color="auto" w:sz="4" w:space="0"/>
-            <w:left w:val="single" w:color="auto" w:sz="4" w:space="0"/>
-            <w:bottom w:val="single" w:color="auto" w:sz="4" w:space="0"/>
-            <w:right w:val="single" w:color="auto" w:sz="4" w:space="0"/>
-            <w:insideH w:val="single" w:color="auto" w:sz="4" w:space="0"/>
-            <w:insideV w:val="single" w:color="auto" w:sz="4" w:space="0"/>
-          </w:tblBorders>
-          <w:tblCellMar>
-            <w:top w:w="0" w:type="dxa"/>
-            <w:left w:w="10" w:type="dxa"/>
-            <w:bottom w:w="0" w:type="dxa"/>
-            <w:right w:w="10" w:type="dxa"/>
-          </w:tblCellMar>
-        </w:tblPrEx>
-        <w:tc>
-          <w:tcPr>
-            <w:tcW w:w="3000" w:type="dxa"/>
-            <w:tcBorders>
-              <w:top w:val="single" w:color="CCCCCC" w:sz="0" w:space="0"/>
-              <w:left w:val="single" w:color="CCCCCC" w:sz="0" w:space="0"/>
-              <w:bottom w:val="single" w:color="CCCCCC" w:sz="0" w:space="0"/>
-              <w:right w:val="single" w:color="CCCCCC" w:sz="0" w:space="0"/>
-            </w:tcBorders>
-            <w:tcMar>
-              <w:top w:w="60" w:type="dxa"/>
-              <w:left w:w="100" w:type="dxa"/>
-              <w:bottom w:w="60" w:type="dxa"/>
-              <w:right w:w="100" w:type="dxa"/>
-            </w:tcMar>
-          </w:tcPr>
-          <w:p>
-            <w:r>
-              <w:rPr>
-                <w:rFonts w:ascii="宋体" w:hAnsi="宋体" w:eastAsia="宋体" w:cs="宋体"/>
-                <w:sz w:val="20"/>
-                <w:szCs w:val="20"/>
-              </w:rPr>
               <w:t>单台合计</w:t>
             </w:r>
           </w:p>
@@ -2498,6 +2300,21 @@
         </w:tc>
       </w:tr>
     </w:tbl>
+    <w:p>
+      <w:pPr>
+        <w:spacing w:after="120" w:line="360" w:lineRule="auto"/>
+      </w:pPr>
+      <w:r>
+        <w:rPr>
+          <w:rFonts w:ascii="宋体" w:hAnsi="宋体" w:eastAsia="宋体" w:cs="宋体"/>
+          <w:b/>
+          <w:bCs/>
+          <w:sz w:val="24"/>
+          <w:szCs w:val="24"/>
+        </w:rPr>
+        <w:t>痛点二：实验耗材持续消耗</w:t>
+      </w:r>
+    </w:p>
     <w:p>
       <w:pPr>
         <w:spacing w:after="120" w:line="360" w:lineRule="auto"/>
@@ -2508,7 +2325,7 @@
           <w:sz w:val="24"/>
           <w:szCs w:val="24"/>
         </w:rPr>
-        <w:t>对于高校实验室而言，通常仅能配置1-2台设备，而一个教学班30-40名学生，人均实操机会极为有限。</w:t>
+        <w:t>单次教学实验耗材成本约500-1000元，样品不可重复使用。</w:t>
       </w:r>
     </w:p>
     <w:p>
@@ -2523,7 +2340,7 @@
           <w:sz w:val="24"/>
           <w:szCs w:val="24"/>
         </w:rPr>
-        <w:t>痛点二：实验耗材持续消耗，教学成本叠加</w:t>
+        <w:t>痛点三：实验数据数字化程度低</w:t>
       </w:r>
     </w:p>
     <w:p>
@@ -2536,35 +2353,7 @@
           <w:sz w:val="24"/>
           <w:szCs w:val="24"/>
         </w:rPr>
-        <w:t>每次真实试验需要消耗：建筑材料样品（单次10-50元）、热电偶可能因高温损坏（更换成本200-500元/支）、加热炉升温能耗（单次约15-20 kWh）。单次教学实验耗材成本约500-1000元。</w:t>
-      </w:r>
-    </w:p>
-    <w:p>
-      <w:pPr>
-        <w:spacing w:after="120" w:line="360" w:lineRule="auto"/>
-      </w:pPr>
-      <w:r>
-        <w:rPr>
-          <w:rFonts w:ascii="宋体" w:hAnsi="宋体" w:eastAsia="宋体" w:cs="宋体"/>
-          <w:b/>
-          <w:bCs/>
-          <w:sz w:val="24"/>
-          <w:szCs w:val="24"/>
-        </w:rPr>
-        <w:t>痛点三：实验数据数字化程度低，教学分析困难</w:t>
-      </w:r>
-    </w:p>
-    <w:p>
-      <w:pPr>
-        <w:spacing w:after="120" w:line="360" w:lineRule="auto"/>
-      </w:pPr>
-      <w:r>
-        <w:rPr>
-          <w:rFonts w:ascii="宋体" w:hAnsi="宋体" w:eastAsia="宋体" w:cs="宋体"/>
-          <w:sz w:val="24"/>
-          <w:szCs w:val="24"/>
-        </w:rPr>
-        <w:t>商业软件数据格式封闭、缺少数据可视化工具、无标准化报告生成、历史数据管理缺失。</w:t>
+        <w:t>商业软件数据格式封闭、缺少可视化工具、无标准化报告。</w:t>
       </w:r>
     </w:p>
     <w:p>
@@ -2592,7 +2381,7 @@
           <w:sz w:val="24"/>
           <w:szCs w:val="24"/>
         </w:rPr>
-        <w:t>学生操作失误无法回退重做、实验结果的准确性依赖设备状态无法提供标准参考答案、教师无法批量评估学生实验操作规范性。</w:t>
+        <w:t>学生操作失误无法回退、无标准参考答案、教师无法批量评估。</w:t>
       </w:r>
     </w:p>
     <w:p>
@@ -2600,7 +2389,7 @@
         <w:pStyle w:val="4"/>
         <w:spacing w:before="180" w:after="120"/>
       </w:pPr>
-      <w:bookmarkStart w:id="5" w:name="_Toc1480"/>
+      <w:bookmarkStart w:id="5" w:name="_Toc23977"/>
       <w:r>
         <w:rPr>
           <w:rFonts w:ascii="黑体" w:hAnsi="黑体" w:eastAsia="黑体" w:cs="黑体"/>
@@ -3016,7 +2805,7 @@
         <w:pStyle w:val="3"/>
         <w:spacing w:before="240" w:after="180"/>
       </w:pPr>
-      <w:bookmarkStart w:id="6" w:name="_Toc20308"/>
+      <w:bookmarkStart w:id="6" w:name="_Toc2789"/>
       <w:r>
         <w:rPr>
           <w:rFonts w:ascii="黑体" w:hAnsi="黑体" w:eastAsia="黑体" w:cs="黑体"/>
@@ -3039,7 +2828,7 @@
           <w:sz w:val="24"/>
           <w:szCs w:val="24"/>
         </w:rPr>
-        <w:t>当前市场上与ISO 11820试验相关的软件产品主要分为三类：商业试验软件（Mettler Toledo STARe、NETZSCH Proteus）——绑定硬件、无仿真模式、数据格式封闭；通用仿真平台（MATLAB Simulink、COMSOL）——模型搭建复杂、无标准流程引导、学习成本高；高校自研简易Demo——功能残缺、无单元测试、无标准化文档。市场空白：零成本、教学友好、标准合规、质量可控的ISO 11820仿真软件目前不存在。</w:t>
+        <w:t>三类竞品缺陷：商业试验软件(太贵，20-50万，绑定硬件)、通用仿真平台(太难，需专业建模)、高校自研Demo(太简陋，功能残缺)。市场空白：零成本、教学友好、标准合规、质量可控的ISO 11820仿真软件目前不存在。</w:t>
       </w:r>
     </w:p>
     <w:p>
@@ -3052,7 +2841,7 @@
         <w:pStyle w:val="2"/>
         <w:spacing w:before="360" w:after="240"/>
       </w:pPr>
-      <w:bookmarkStart w:id="7" w:name="_Toc6006"/>
+      <w:bookmarkStart w:id="7" w:name="_Toc6684"/>
       <w:r>
         <w:rPr>
           <w:rFonts w:ascii="黑体" w:hAnsi="黑体" w:eastAsia="黑体" w:cs="黑体"/>
@@ -3070,7 +2859,7 @@
         <w:pStyle w:val="3"/>
         <w:spacing w:before="240" w:after="180"/>
       </w:pPr>
-      <w:bookmarkStart w:id="8" w:name="_Toc22826"/>
+      <w:bookmarkStart w:id="8" w:name="_Toc29796"/>
       <w:r>
         <w:rPr>
           <w:rFonts w:ascii="黑体" w:hAnsi="黑体" w:eastAsia="黑体" w:cs="黑体"/>
@@ -3088,7 +2877,7 @@
         <w:pStyle w:val="4"/>
         <w:spacing w:before="180" w:after="120"/>
       </w:pPr>
-      <w:bookmarkStart w:id="9" w:name="_Toc27761"/>
+      <w:bookmarkStart w:id="9" w:name="_Toc10163"/>
       <w:r>
         <w:rPr>
           <w:rFonts w:ascii="黑体" w:hAnsi="黑体" w:eastAsia="黑体" w:cs="黑体"/>
@@ -3097,7 +2886,7 @@
           <w:sz w:val="24"/>
           <w:szCs w:val="24"/>
         </w:rPr>
-        <w:t>2.1.1 多阶段温度仿真算法（组员1负责）</w:t>
+        <w:t>2.1.1 多阶段温度仿真算法（组员1（颜瑞）负责）</w:t>
       </w:r>
       <w:bookmarkEnd w:id="9"/>
     </w:p>
@@ -3111,7 +2900,7 @@
           <w:sz w:val="24"/>
           <w:szCs w:val="24"/>
         </w:rPr>
-        <w:t>组员1设计并实现了严格遵循ISO 11820标准的多阶段温度仿真引擎SensorSimulator。升温阶段：TF1+=HeatingRate×0.8+noise。稳定阶段：TF1=TargetTemp+noise。记录阶段：TS+=(Target-TS)×0.02+noise（一阶指数平滑）。降温阶段：TF1-=0.5+noise×0.1。创新点：独立噪声通道、指数逼近热传导模型（表面温系数0.02、中心温系数0.01）、可配置参数体系、固定种子可重现。</w:t>
+        <w:t>严格遵循ISO 11820标准的四阶段算法：升温(TF1+=HeatingRate×0.8+noise)、稳定(TF1=TargetTemp+noise)、记录(TS+=(Target-TS)×0.02+noise)、降温(TF1-=0.5+noise×0.1)。创新点：独立噪声通道、指数逼近热传导模型(表面温系数0.02、中心温系数0.01)、可配置参数、固定种子可重现。</w:t>
       </w:r>
     </w:p>
     <w:p>
@@ -3119,7 +2908,7 @@
         <w:pStyle w:val="4"/>
         <w:spacing w:before="180" w:after="120"/>
       </w:pPr>
-      <w:bookmarkStart w:id="10" w:name="_Toc30054"/>
+      <w:bookmarkStart w:id="10" w:name="_Toc31105"/>
       <w:r>
         <w:rPr>
           <w:rFonts w:ascii="黑体" w:hAnsi="黑体" w:eastAsia="黑体" w:cs="黑体"/>
@@ -3128,7 +2917,7 @@
           <w:sz w:val="24"/>
           <w:szCs w:val="24"/>
         </w:rPr>
-        <w:t>2.1.2 线程安全有限状态机（组员1负责）</w:t>
+        <w:t>2.1.2 线程安全有限状态机（组员1（颜瑞）负责）</w:t>
       </w:r>
       <w:bookmarkEnd w:id="10"/>
     </w:p>
@@ -3142,7 +2931,7 @@
           <w:sz w:val="24"/>
           <w:szCs w:val="24"/>
         </w:rPr>
-        <w:t>组员1设计并实现了基于AtomicReference的线程安全有限状态机TestStateMachine。状态定义使用TestState枚举，canTransitionTo(target)规则自包含。线程安全使用AtomicReference+synchronized锁。监听器模式使用Consumer&lt;StateChangeEvent&gt;回调+不可变副本遍历（锁外执行避免死锁）。自动回退使用checkAndHandleReadiness(tf1)在READY状态下温度跌出745~755°C范围自动回退PREPARING。</w:t>
+        <w:t>AtomicReference&lt;TestState&gt;+synchronized锁，监听器在锁外执行避免死锁。checkAndHandleReadiness(tf1)在READY状态温度跌出745~755°C范围自动回退PREPARING。</w:t>
       </w:r>
     </w:p>
     <w:p>
@@ -3150,7 +2939,7 @@
         <w:pStyle w:val="4"/>
         <w:spacing w:before="180" w:after="120"/>
       </w:pPr>
-      <w:bookmarkStart w:id="11" w:name="_Toc28250"/>
+      <w:bookmarkStart w:id="11" w:name="_Toc27220"/>
       <w:r>
         <w:rPr>
           <w:rFonts w:ascii="黑体" w:hAnsi="黑体" w:eastAsia="黑体" w:cs="黑体"/>
@@ -3159,7 +2948,7 @@
           <w:sz w:val="24"/>
           <w:szCs w:val="24"/>
         </w:rPr>
-        <w:t>2.1.3 分层持久化事务架构（组员2负责）</w:t>
+        <w:t>2.1.3 分层持久化事务架构（组员2（陈培钦）负责）</w:t>
       </w:r>
       <w:bookmarkEnd w:id="11"/>
     </w:p>
@@ -3173,7 +2962,7 @@
           <w:sz w:val="24"/>
           <w:szCs w:val="24"/>
         </w:rPr>
-        <w:t>组员2设计并实现了完整的分层数据持久化架构：连接管理层（DbUtil：首次运行自动建表、ThreadLocal连接绑定、事务封装、版本管理）、泛型CRUD层（BaseDao&lt;T&gt;：反射解析泛型、PreparedStatement防注入、ConcurrentHashMap字段缓存、三种命名转换）、接口抽象层（6个DAO接口）、实体映射层（6个Entity类）。泛型CRUD消除重复代码，代码量减少60%+。</w:t>
+        <w:t>DbUtil(首次运行自动建表+ThreadLocal连接绑定+事务封装+版本管理)、BaseDao&lt;T&gt;(反射解析泛型+PreparedStatement防注入+ConcurrentHashMap字段缓存+三种命名转换)。泛型CRUD消除重复代码，代码量减少60%+。</w:t>
       </w:r>
     </w:p>
     <w:p>
@@ -3181,7 +2970,7 @@
         <w:pStyle w:val="4"/>
         <w:spacing w:before="180" w:after="120"/>
       </w:pPr>
-      <w:bookmarkStart w:id="12" w:name="_Toc29553"/>
+      <w:bookmarkStart w:id="12" w:name="_Toc10453"/>
       <w:r>
         <w:rPr>
           <w:rFonts w:ascii="黑体" w:hAnsi="黑体" w:eastAsia="黑体" w:cs="黑体"/>
@@ -3190,7 +2979,7 @@
           <w:sz w:val="24"/>
           <w:szCs w:val="24"/>
         </w:rPr>
-        <w:t>2.1.4 自动化质量门禁体系（组员5负责）</w:t>
+        <w:t>2.1.4 自动化质量门禁体系（组员5（柯康锐）负责）</w:t>
       </w:r>
       <w:bookmarkEnd w:id="12"/>
     </w:p>
@@ -3204,7 +2993,7 @@
           <w:sz w:val="24"/>
           <w:szCs w:val="24"/>
         </w:rPr>
-        <w:t>组员5牵头搭建了自动化测试与质量门禁体系：JUnit 5.10（@Nested分层+@ParameterizedTest参数化+@DisplayName中文）、JaCoCo 0.8.12（Maven verify阶段自动检查，覆盖率&lt;80%构建失败）、测试隔离（临时SQLite+固定种子Random(42)）、BaseDaoTest基类（@BeforeEach自动建库+@AfterEach自动删除）。</w:t>
+        <w:t>JUnit 5.10(@Nested分层+@ParameterizedTest参数化)、JaCoCo 0.8.12(Maven verify阶段自动检查，&lt;80%构建失败)、测试隔离(临时SQLite+固定种子Random(42))、BaseDaoTest基类。</w:t>
       </w:r>
     </w:p>
     <w:p>
@@ -3212,7 +3001,7 @@
         <w:pStyle w:val="3"/>
         <w:spacing w:before="240" w:after="180"/>
       </w:pPr>
-      <w:bookmarkStart w:id="13" w:name="_Toc20993"/>
+      <w:bookmarkStart w:id="13" w:name="_Toc12121"/>
       <w:r>
         <w:rPr>
           <w:rFonts w:ascii="黑体" w:hAnsi="黑体" w:eastAsia="黑体" w:cs="黑体"/>
@@ -3230,7 +3019,7 @@
         <w:pStyle w:val="4"/>
         <w:spacing w:before="180" w:after="120"/>
       </w:pPr>
-      <w:bookmarkStart w:id="14" w:name="_Toc29635"/>
+      <w:bookmarkStart w:id="14" w:name="_Toc14057"/>
       <w:r>
         <w:rPr>
           <w:rFonts w:ascii="黑体" w:hAnsi="黑体" w:eastAsia="黑体" w:cs="黑体"/>
@@ -3239,7 +3028,7 @@
           <w:sz w:val="24"/>
           <w:szCs w:val="24"/>
         </w:rPr>
-        <w:t>2.2.1 可视化实时多通道温度曲线与全流程交互（组员3负责）</w:t>
+        <w:t>2.2.1 可视化实时多通道温度曲线（组员3（杨晋宇）负责）</w:t>
       </w:r>
       <w:bookmarkEnd w:id="14"/>
     </w:p>
@@ -3253,7 +3042,7 @@
           <w:sz w:val="24"/>
           <w:szCs w:val="24"/>
         </w:rPr>
-        <w:t>组员3设计并实现了基于JavaFX 21+FXML的完整用户界面。实时多通道温度曲线：XChart组件，4线折线图（炉温1红/炉温2蓝/表面温绿/中心温橙），滚动窗口最近10分钟，每800ms动态更新。LED风格数值面板：5通道温度大字体独立显示。按钮状态智能联动：严格跟随状态机流转。系统消息彩色日志：不同事件类型显示不同颜色。</w:t>
+        <w:t>JavaFX 21+FXML，XChart 4线折线图(炉温1红/炉温2蓝/表面温绿/中心温橙)，滚动窗口最近10分钟，每800ms动态更新。LED风格数值面板，按钮状态智能联动，系统消息彩色日志。</w:t>
       </w:r>
     </w:p>
     <w:p>
@@ -3261,7 +3050,7 @@
         <w:pStyle w:val="4"/>
         <w:spacing w:before="180" w:after="120"/>
       </w:pPr>
-      <w:bookmarkStart w:id="15" w:name="_Toc346"/>
+      <w:bookmarkStart w:id="15" w:name="_Toc27475"/>
       <w:r>
         <w:rPr>
           <w:rFonts w:ascii="黑体" w:hAnsi="黑体" w:eastAsia="黑体" w:cs="黑体"/>
@@ -3270,7 +3059,7 @@
           <w:sz w:val="24"/>
           <w:szCs w:val="24"/>
         </w:rPr>
-        <w:t>2.2.2 多格式自动报告导出（组员4负责）</w:t>
+        <w:t>2.2.2 多格式自动报告导出（组员4（王润廷）负责）</w:t>
       </w:r>
       <w:bookmarkEnd w:id="15"/>
     </w:p>
@@ -3284,7 +3073,7 @@
           <w:sz w:val="24"/>
           <w:szCs w:val="24"/>
         </w:rPr>
-        <w:t>组员4设计并实现了三格式自动报告导出体系：CSV原始数据导出（UTF-8+BOM，批量追加BufferedWriter+写锁）、Excel三Sheet报告（Sheet1试验信息+Sheet2温度数据+Sheet3温度曲线图）、PDF正式报告（A4页面，iText 7+pdfCalligraph中文渲染）。ReportExportService门面模式封装。</w:t>
+        <w:t>CSV(UTF-8+BOM，批量追加BufferedWriter+写锁)、Excel三Sheet(试验信息+温度数据+温度曲线图)、PDF正式报告(A4页面，iText 7+pdfCalligraph中文渲染)。ReportExportService门面模式。</w:t>
       </w:r>
     </w:p>
     <w:p>
@@ -3292,7 +3081,7 @@
         <w:pStyle w:val="3"/>
         <w:spacing w:before="240" w:after="180"/>
       </w:pPr>
-      <w:bookmarkStart w:id="16" w:name="_Toc15983"/>
+      <w:bookmarkStart w:id="16" w:name="_Toc22388"/>
       <w:r>
         <w:rPr>
           <w:rFonts w:ascii="黑体" w:hAnsi="黑体" w:eastAsia="黑体" w:cs="黑体"/>
@@ -3310,7 +3099,7 @@
         <w:pStyle w:val="4"/>
         <w:spacing w:before="180" w:after="120"/>
       </w:pPr>
-      <w:bookmarkStart w:id="17" w:name="_Toc23125"/>
+      <w:bookmarkStart w:id="17" w:name="_Toc30435"/>
       <w:r>
         <w:rPr>
           <w:rFonts w:ascii="黑体" w:hAnsi="黑体" w:eastAsia="黑体" w:cs="黑体"/>
@@ -3333,7 +3122,7 @@
           <w:sz w:val="24"/>
           <w:szCs w:val="24"/>
         </w:rPr>
-        <w:t>5位组员各自拥有独立Git目录：组员1(core/)、组员2(entity/dao/sql/)、组员3(ui/fxml/)、组员4(service/utils/)、组员5(test/docs/)。零合并冲突（8次提交，0次冲突）。git log -- &lt;directory&gt;精确到行追溯贡献。</w:t>
+        <w:t>5位组员独立Git目录：组员1（颜瑞）(core/)、组员2（陈培钦）(entity/dao/sql/)、组员3（杨晋宇）(ui/fxml/)、组员4（王润廷）(service/utils/)、组员5（柯康锐）(test/docs/)。零合并冲突(8次提交，0次冲突)。</w:t>
       </w:r>
     </w:p>
     <w:p>
@@ -3341,7 +3130,7 @@
         <w:pStyle w:val="4"/>
         <w:spacing w:before="180" w:after="120"/>
       </w:pPr>
-      <w:bookmarkStart w:id="18" w:name="_Toc16168"/>
+      <w:bookmarkStart w:id="18" w:name="_Toc11601"/>
       <w:r>
         <w:rPr>
           <w:rFonts w:ascii="黑体" w:hAnsi="黑体" w:eastAsia="黑体" w:cs="黑体"/>
@@ -3364,7 +3153,7 @@
           <w:sz w:val="24"/>
           <w:szCs w:val="24"/>
         </w:rPr>
-        <w:t>全组5人统一使用Claude Code进行全流程辅助开发：代码编写（效率提升3-5倍）、单元测试（140+用例快速生成）、Bug修复（调试时间缩短50%+）、文档撰写（5份文档快速产出）、代码审查、知识学习。</w:t>
+        <w:t>全组5人统一使用Claude Code：代码编写(效率提升3-5倍)、单元测试(140+用例)、Bug修复(调试时间缩短50%+)、文档撰写(5份文档)、代码审查。</w:t>
       </w:r>
     </w:p>
     <w:p>
@@ -3372,7 +3161,7 @@
         <w:pStyle w:val="4"/>
         <w:spacing w:before="180" w:after="120"/>
       </w:pPr>
-      <w:bookmarkStart w:id="19" w:name="_Toc4432"/>
+      <w:bookmarkStart w:id="19" w:name="_Toc19275"/>
       <w:r>
         <w:rPr>
           <w:rFonts w:ascii="黑体" w:hAnsi="黑体" w:eastAsia="黑体" w:cs="黑体"/>
@@ -3395,7 +3184,7 @@
           <w:sz w:val="24"/>
           <w:szCs w:val="24"/>
         </w:rPr>
-        <w:t>组员5牵头制定了统一的文档格式规范：统一封面、编号SWC2025-ISO11820-第十五组、修订历史6列表格、目录层级、表格样式、排版规范。5份文档各有侧重，形成有机整体。</w:t>
+        <w:t>组员5（柯康锐）牵头制定统一文档格式规范：封面、编号SWC2025-ISO11820-第十五组、修订历史6列表格、目录层级、排版规范。5份文档各有侧重，形成有机整体。</w:t>
       </w:r>
     </w:p>
     <w:p>
@@ -3408,7 +3197,7 @@
         <w:pStyle w:val="2"/>
         <w:spacing w:before="360" w:after="240"/>
       </w:pPr>
-      <w:bookmarkStart w:id="20" w:name="_Toc23138"/>
+      <w:bookmarkStart w:id="20" w:name="_Toc28479"/>
       <w:r>
         <w:rPr>
           <w:rFonts w:ascii="黑体" w:hAnsi="黑体" w:eastAsia="黑体" w:cs="黑体"/>
@@ -3426,7 +3215,7 @@
         <w:pStyle w:val="3"/>
         <w:spacing w:before="240" w:after="180"/>
       </w:pPr>
-      <w:bookmarkStart w:id="21" w:name="_Toc15417"/>
+      <w:bookmarkStart w:id="21" w:name="_Toc1195"/>
       <w:r>
         <w:rPr>
           <w:rFonts w:ascii="黑体" w:hAnsi="黑体" w:eastAsia="黑体" w:cs="黑体"/>
@@ -3449,7 +3238,7 @@
           <w:sz w:val="24"/>
           <w:szCs w:val="24"/>
         </w:rPr>
-        <w:t>本报告选取三类典型竞品：实体硬件方案（传统ISO 11820试验炉+配套商业软件）、商用仿真软件（COMSOL Multiphysics）、课程简易Demo（高校课程设计项目）。</w:t>
+        <w:t>三类典型竞品：实体硬件方案(传统试验炉+商业软件)、商用仿真软件(COMSOL)、课程简易Demo(高校课程设计)。</w:t>
       </w:r>
     </w:p>
     <w:p>
@@ -3457,7 +3246,7 @@
         <w:pStyle w:val="3"/>
         <w:spacing w:before="240" w:after="180"/>
       </w:pPr>
-      <w:bookmarkStart w:id="22" w:name="_Toc11386"/>
+      <w:bookmarkStart w:id="22" w:name="_Toc4026"/>
       <w:r>
         <w:rPr>
           <w:rFonts w:ascii="黑体" w:hAnsi="黑体" w:eastAsia="黑体" w:cs="黑体"/>
@@ -4027,7 +3816,7 @@
                 <w:sz w:val="20"/>
                 <w:szCs w:val="20"/>
               </w:rPr>
-              <w:t>耗材成本</w:t>
+              <w:t>标准符合性</w:t>
             </w:r>
           </w:p>
         </w:tc>
@@ -4054,7 +3843,7 @@
                 <w:sz w:val="20"/>
                 <w:szCs w:val="20"/>
               </w:rPr>
-              <w:t>500-1000元/次</w:t>
+              <w:t>✅完全符合</w:t>
             </w:r>
           </w:p>
         </w:tc>
@@ -4081,7 +3870,7 @@
                 <w:sz w:val="20"/>
                 <w:szCs w:val="20"/>
               </w:rPr>
-              <w:t>无</w:t>
+              <w:t>❌需自行搭建</w:t>
             </w:r>
           </w:p>
         </w:tc>
@@ -4108,7 +3897,7 @@
                 <w:sz w:val="20"/>
                 <w:szCs w:val="20"/>
               </w:rPr>
-              <w:t>无</w:t>
+              <w:t>❌算法随意</w:t>
             </w:r>
           </w:p>
         </w:tc>
@@ -4135,7 +3924,7 @@
                 <w:sz w:val="20"/>
                 <w:szCs w:val="20"/>
               </w:rPr>
-              <w:t>无</w:t>
+              <w:t>✅严格遵循ISO 11820</w:t>
             </w:r>
           </w:p>
         </w:tc>
@@ -4180,7 +3969,7 @@
                 <w:sz w:val="20"/>
                 <w:szCs w:val="20"/>
               </w:rPr>
-              <w:t>部署门槛</w:t>
+              <w:t>操作流程引导</w:t>
             </w:r>
           </w:p>
         </w:tc>
@@ -4207,7 +3996,7 @@
                 <w:sz w:val="20"/>
                 <w:szCs w:val="20"/>
               </w:rPr>
-              <w:t>专业实验室</w:t>
+              <w:t>✅真实流程</w:t>
             </w:r>
           </w:p>
         </w:tc>
@@ -4234,7 +4023,7 @@
                 <w:sz w:val="20"/>
                 <w:szCs w:val="20"/>
               </w:rPr>
-              <w:t>高性能工作站</w:t>
+              <w:t>❌无</w:t>
             </w:r>
           </w:p>
         </w:tc>
@@ -4261,7 +4050,7 @@
                 <w:sz w:val="20"/>
                 <w:szCs w:val="20"/>
               </w:rPr>
-              <w:t>个人电脑</w:t>
+              <w:t>❌无</w:t>
             </w:r>
           </w:p>
         </w:tc>
@@ -4288,7 +4077,7 @@
                 <w:sz w:val="20"/>
                 <w:szCs w:val="20"/>
               </w:rPr>
-              <w:t>个人电脑(JDK17+)</w:t>
+              <w:t>✅5状态自动流转</w:t>
             </w:r>
           </w:p>
         </w:tc>
@@ -4333,7 +4122,7 @@
                 <w:sz w:val="20"/>
                 <w:szCs w:val="20"/>
               </w:rPr>
-              <w:t>标准符合性</w:t>
+              <w:t>实时可视化</w:t>
             </w:r>
           </w:p>
         </w:tc>
@@ -4360,7 +4149,7 @@
                 <w:sz w:val="20"/>
                 <w:szCs w:val="20"/>
               </w:rPr>
-              <w:t>✅完全符合</w:t>
+              <w:t>✅硬件仪表盘</w:t>
             </w:r>
           </w:p>
         </w:tc>
@@ -4387,7 +4176,7 @@
                 <w:sz w:val="20"/>
                 <w:szCs w:val="20"/>
               </w:rPr>
-              <w:t>❌需自行搭建</w:t>
+              <w:t>✅可自定义</w:t>
             </w:r>
           </w:p>
         </w:tc>
@@ -4414,7 +4203,7 @@
                 <w:sz w:val="20"/>
                 <w:szCs w:val="20"/>
               </w:rPr>
-              <w:t>❌算法随意</w:t>
+              <w:t>⚠️基本曲线</w:t>
             </w:r>
           </w:p>
         </w:tc>
@@ -4441,7 +4230,7 @@
                 <w:sz w:val="20"/>
                 <w:szCs w:val="20"/>
               </w:rPr>
-              <w:t>✅严格遵循ISO11820</w:t>
+              <w:t>✅4线曲线+LED+计时器</w:t>
             </w:r>
           </w:p>
         </w:tc>
@@ -4486,7 +4275,7 @@
                 <w:sz w:val="20"/>
                 <w:szCs w:val="20"/>
               </w:rPr>
-              <w:t>操作流程引导</w:t>
+              <w:t>单元测试覆盖</w:t>
             </w:r>
           </w:p>
         </w:tc>
@@ -4513,7 +4302,7 @@
                 <w:sz w:val="20"/>
                 <w:szCs w:val="20"/>
               </w:rPr>
-              <w:t>✅真实流程</w:t>
+              <w:t>❌无</w:t>
             </w:r>
           </w:p>
         </w:tc>
@@ -4594,7 +4383,7 @@
                 <w:sz w:val="20"/>
                 <w:szCs w:val="20"/>
               </w:rPr>
-              <w:t>✅5状态自动流转</w:t>
+              <w:t>✅140+用例，覆盖率≥80%</w:t>
             </w:r>
           </w:p>
         </w:tc>
@@ -4639,7 +4428,7 @@
                 <w:sz w:val="20"/>
                 <w:szCs w:val="20"/>
               </w:rPr>
-              <w:t>实时可视化</w:t>
+              <w:t>代码质量门禁</w:t>
             </w:r>
           </w:p>
         </w:tc>
@@ -4666,7 +4455,7 @@
                 <w:sz w:val="20"/>
                 <w:szCs w:val="20"/>
               </w:rPr>
-              <w:t>✅硬件仪表盘</w:t>
+              <w:t>❌无</w:t>
             </w:r>
           </w:p>
         </w:tc>
@@ -4693,7 +4482,7 @@
                 <w:sz w:val="20"/>
                 <w:szCs w:val="20"/>
               </w:rPr>
-              <w:t>✅可自定义</w:t>
+              <w:t>❌无</w:t>
             </w:r>
           </w:p>
         </w:tc>
@@ -4720,7 +4509,7 @@
                 <w:sz w:val="20"/>
                 <w:szCs w:val="20"/>
               </w:rPr>
-              <w:t>⚠️基本曲线</w:t>
+              <w:t>❌无</w:t>
             </w:r>
           </w:p>
         </w:tc>
@@ -4747,7 +4536,7 @@
                 <w:sz w:val="20"/>
                 <w:szCs w:val="20"/>
               </w:rPr>
-              <w:t>✅4线曲线+LED+计时器</w:t>
+              <w:t>✅JaCoCo 80%自动门禁</w:t>
             </w:r>
           </w:p>
         </w:tc>
@@ -4792,7 +4581,7 @@
                 <w:sz w:val="20"/>
                 <w:szCs w:val="20"/>
               </w:rPr>
-              <w:t>数据持久化</w:t>
+              <w:t>Git协作管理</w:t>
             </w:r>
           </w:p>
         </w:tc>
@@ -4819,7 +4608,7 @@
                 <w:sz w:val="20"/>
                 <w:szCs w:val="20"/>
               </w:rPr>
-              <w:t>✅私有数据库</w:t>
+              <w:t>❌不适用</w:t>
             </w:r>
           </w:p>
         </w:tc>
@@ -4846,7 +4635,7 @@
                 <w:sz w:val="20"/>
                 <w:szCs w:val="20"/>
               </w:rPr>
-              <w:t>❌需手动导出</w:t>
+              <w:t>❌不适用</w:t>
             </w:r>
           </w:p>
         </w:tc>
@@ -4873,7 +4662,7 @@
                 <w:sz w:val="20"/>
                 <w:szCs w:val="20"/>
               </w:rPr>
-              <w:t>❌通常无</w:t>
+              <w:t>⚠️单人为主</w:t>
             </w:r>
           </w:p>
         </w:tc>
@@ -4900,7 +4689,7 @@
                 <w:sz w:val="20"/>
                 <w:szCs w:val="20"/>
               </w:rPr>
-              <w:t>✅SQLite+CSV双存储</w:t>
+              <w:t>✅5人分目录，零冲突</w:t>
             </w:r>
           </w:p>
         </w:tc>
@@ -4945,7 +4734,7 @@
                 <w:sz w:val="20"/>
                 <w:szCs w:val="20"/>
               </w:rPr>
-              <w:t>报告导出</w:t>
+              <w:t>AI辅助开发</w:t>
             </w:r>
           </w:p>
         </w:tc>
@@ -4972,7 +4761,7 @@
                 <w:sz w:val="20"/>
                 <w:szCs w:val="20"/>
               </w:rPr>
-              <w:t>⚠️单一格式</w:t>
+              <w:t>❌不适用</w:t>
             </w:r>
           </w:p>
         </w:tc>
@@ -4999,7 +4788,7 @@
                 <w:sz w:val="20"/>
                 <w:szCs w:val="20"/>
               </w:rPr>
-              <w:t>❌需手动整理</w:t>
+              <w:t>❌不适用</w:t>
             </w:r>
           </w:p>
         </w:tc>
@@ -5053,7 +4842,7 @@
                 <w:sz w:val="20"/>
                 <w:szCs w:val="20"/>
               </w:rPr>
-              <w:t>✅CSV+Excel(含图)+PDF</w:t>
+              <w:t>✅全流程Claude Code</w:t>
             </w:r>
           </w:p>
         </w:tc>
@@ -5098,7 +4887,7 @@
                 <w:sz w:val="20"/>
                 <w:szCs w:val="20"/>
               </w:rPr>
-              <w:t>单元测试覆盖</w:t>
+              <w:t>教学适用性</w:t>
             </w:r>
           </w:p>
         </w:tc>
@@ -5125,7 +4914,7 @@
                 <w:sz w:val="20"/>
                 <w:szCs w:val="20"/>
               </w:rPr>
-              <w:t>❌无</w:t>
+              <w:t>⚠️需教师指导</w:t>
             </w:r>
           </w:p>
         </w:tc>
@@ -5152,7 +4941,7 @@
                 <w:sz w:val="20"/>
                 <w:szCs w:val="20"/>
               </w:rPr>
-              <w:t>❌无</w:t>
+              <w:t>❌学习曲线陡</w:t>
             </w:r>
           </w:p>
         </w:tc>
@@ -5179,7 +4968,7 @@
                 <w:sz w:val="20"/>
                 <w:szCs w:val="20"/>
               </w:rPr>
-              <w:t>❌无</w:t>
+              <w:t>⚠️功能不完整</w:t>
             </w:r>
           </w:p>
         </w:tc>
@@ -5206,7 +4995,7 @@
                 <w:sz w:val="20"/>
                 <w:szCs w:val="20"/>
               </w:rPr>
-              <w:t>✅140+用例,覆盖率≥80%</w:t>
+              <w:t>✅即装即用</w:t>
             </w:r>
           </w:p>
         </w:tc>
@@ -5251,7 +5040,7 @@
                 <w:sz w:val="20"/>
                 <w:szCs w:val="20"/>
               </w:rPr>
-              <w:t>代码质量门禁</w:t>
+              <w:t>可扩展性</w:t>
             </w:r>
           </w:p>
         </w:tc>
@@ -5278,7 +5067,7 @@
                 <w:sz w:val="20"/>
                 <w:szCs w:val="20"/>
               </w:rPr>
-              <w:t>❌无</w:t>
+              <w:t>❌闭源封闭</w:t>
             </w:r>
           </w:p>
         </w:tc>
@@ -5305,7 +5094,7 @@
                 <w:sz w:val="20"/>
                 <w:szCs w:val="20"/>
               </w:rPr>
-              <w:t>❌无</w:t>
+              <w:t>⚠️有限</w:t>
             </w:r>
           </w:p>
         </w:tc>
@@ -5332,7 +5121,7 @@
                 <w:sz w:val="20"/>
                 <w:szCs w:val="20"/>
               </w:rPr>
-              <w:t>❌无</w:t>
+              <w:t>⚠️不可维护</w:t>
             </w:r>
           </w:p>
         </w:tc>
@@ -5359,7 +5148,7 @@
                 <w:sz w:val="20"/>
                 <w:szCs w:val="20"/>
               </w:rPr>
-              <w:t>✅JaCoCo 80%自动门禁</w:t>
+              <w:t>✅开源，模块化</w:t>
             </w:r>
           </w:p>
         </w:tc>
@@ -5404,771 +5193,6 @@
                 <w:sz w:val="20"/>
                 <w:szCs w:val="20"/>
               </w:rPr>
-              <w:t>Git协作管理</w:t>
-            </w:r>
-          </w:p>
-        </w:tc>
-        <w:tc>
-          <w:tcPr>
-            <w:tcW w:w="1900" w:type="dxa"/>
-            <w:tcBorders>
-              <w:top w:val="single" w:color="CCCCCC" w:sz="0" w:space="0"/>
-              <w:left w:val="single" w:color="CCCCCC" w:sz="0" w:space="0"/>
-              <w:bottom w:val="single" w:color="CCCCCC" w:sz="0" w:space="0"/>
-              <w:right w:val="single" w:color="CCCCCC" w:sz="0" w:space="0"/>
-            </w:tcBorders>
-            <w:tcMar>
-              <w:top w:w="60" w:type="dxa"/>
-              <w:left w:w="100" w:type="dxa"/>
-              <w:bottom w:w="60" w:type="dxa"/>
-              <w:right w:w="100" w:type="dxa"/>
-            </w:tcMar>
-          </w:tcPr>
-          <w:p>
-            <w:r>
-              <w:rPr>
-                <w:rFonts w:ascii="宋体" w:hAnsi="宋体" w:eastAsia="宋体" w:cs="宋体"/>
-                <w:sz w:val="20"/>
-                <w:szCs w:val="20"/>
-              </w:rPr>
-              <w:t>❌不适用</w:t>
-            </w:r>
-          </w:p>
-        </w:tc>
-        <w:tc>
-          <w:tcPr>
-            <w:tcW w:w="1900" w:type="dxa"/>
-            <w:tcBorders>
-              <w:top w:val="single" w:color="CCCCCC" w:sz="0" w:space="0"/>
-              <w:left w:val="single" w:color="CCCCCC" w:sz="0" w:space="0"/>
-              <w:bottom w:val="single" w:color="CCCCCC" w:sz="0" w:space="0"/>
-              <w:right w:val="single" w:color="CCCCCC" w:sz="0" w:space="0"/>
-            </w:tcBorders>
-            <w:tcMar>
-              <w:top w:w="60" w:type="dxa"/>
-              <w:left w:w="100" w:type="dxa"/>
-              <w:bottom w:w="60" w:type="dxa"/>
-              <w:right w:w="100" w:type="dxa"/>
-            </w:tcMar>
-          </w:tcPr>
-          <w:p>
-            <w:r>
-              <w:rPr>
-                <w:rFonts w:ascii="宋体" w:hAnsi="宋体" w:eastAsia="宋体" w:cs="宋体"/>
-                <w:sz w:val="20"/>
-                <w:szCs w:val="20"/>
-              </w:rPr>
-              <w:t>❌不适用</w:t>
-            </w:r>
-          </w:p>
-        </w:tc>
-        <w:tc>
-          <w:tcPr>
-            <w:tcW w:w="1900" w:type="dxa"/>
-            <w:tcBorders>
-              <w:top w:val="single" w:color="CCCCCC" w:sz="0" w:space="0"/>
-              <w:left w:val="single" w:color="CCCCCC" w:sz="0" w:space="0"/>
-              <w:bottom w:val="single" w:color="CCCCCC" w:sz="0" w:space="0"/>
-              <w:right w:val="single" w:color="CCCCCC" w:sz="0" w:space="0"/>
-            </w:tcBorders>
-            <w:tcMar>
-              <w:top w:w="60" w:type="dxa"/>
-              <w:left w:w="100" w:type="dxa"/>
-              <w:bottom w:w="60" w:type="dxa"/>
-              <w:right w:w="100" w:type="dxa"/>
-            </w:tcMar>
-          </w:tcPr>
-          <w:p>
-            <w:r>
-              <w:rPr>
-                <w:rFonts w:ascii="宋体" w:hAnsi="宋体" w:eastAsia="宋体" w:cs="宋体"/>
-                <w:sz w:val="20"/>
-                <w:szCs w:val="20"/>
-              </w:rPr>
-              <w:t>⚠️单人为主</w:t>
-            </w:r>
-          </w:p>
-        </w:tc>
-        <w:tc>
-          <w:tcPr>
-            <w:tcW w:w="3206" w:type="dxa"/>
-            <w:tcBorders>
-              <w:top w:val="single" w:color="CCCCCC" w:sz="0" w:space="0"/>
-              <w:left w:val="single" w:color="CCCCCC" w:sz="0" w:space="0"/>
-              <w:bottom w:val="single" w:color="CCCCCC" w:sz="0" w:space="0"/>
-              <w:right w:val="single" w:color="CCCCCC" w:sz="0" w:space="0"/>
-            </w:tcBorders>
-            <w:tcMar>
-              <w:top w:w="60" w:type="dxa"/>
-              <w:left w:w="100" w:type="dxa"/>
-              <w:bottom w:w="60" w:type="dxa"/>
-              <w:right w:w="100" w:type="dxa"/>
-            </w:tcMar>
-          </w:tcPr>
-          <w:p>
-            <w:r>
-              <w:rPr>
-                <w:rFonts w:ascii="宋体" w:hAnsi="宋体" w:eastAsia="宋体" w:cs="宋体"/>
-                <w:sz w:val="20"/>
-                <w:szCs w:val="20"/>
-              </w:rPr>
-              <w:t>✅5人分目录,零冲突</w:t>
-            </w:r>
-          </w:p>
-        </w:tc>
-      </w:tr>
-      <w:tr>
-        <w:tblPrEx>
-          <w:tblBorders>
-            <w:top w:val="single" w:color="auto" w:sz="4" w:space="0"/>
-            <w:left w:val="single" w:color="auto" w:sz="4" w:space="0"/>
-            <w:bottom w:val="single" w:color="auto" w:sz="4" w:space="0"/>
-            <w:right w:val="single" w:color="auto" w:sz="4" w:space="0"/>
-            <w:insideH w:val="single" w:color="auto" w:sz="4" w:space="0"/>
-            <w:insideV w:val="single" w:color="auto" w:sz="4" w:space="0"/>
-          </w:tblBorders>
-          <w:tblCellMar>
-            <w:top w:w="0" w:type="dxa"/>
-            <w:left w:w="10" w:type="dxa"/>
-            <w:bottom w:w="0" w:type="dxa"/>
-            <w:right w:w="10" w:type="dxa"/>
-          </w:tblCellMar>
-        </w:tblPrEx>
-        <w:tc>
-          <w:tcPr>
-            <w:tcW w:w="2000" w:type="dxa"/>
-            <w:tcBorders>
-              <w:top w:val="single" w:color="CCCCCC" w:sz="0" w:space="0"/>
-              <w:left w:val="single" w:color="CCCCCC" w:sz="0" w:space="0"/>
-              <w:bottom w:val="single" w:color="CCCCCC" w:sz="0" w:space="0"/>
-              <w:right w:val="single" w:color="CCCCCC" w:sz="0" w:space="0"/>
-            </w:tcBorders>
-            <w:tcMar>
-              <w:top w:w="60" w:type="dxa"/>
-              <w:left w:w="100" w:type="dxa"/>
-              <w:bottom w:w="60" w:type="dxa"/>
-              <w:right w:w="100" w:type="dxa"/>
-            </w:tcMar>
-          </w:tcPr>
-          <w:p>
-            <w:r>
-              <w:rPr>
-                <w:rFonts w:ascii="宋体" w:hAnsi="宋体" w:eastAsia="宋体" w:cs="宋体"/>
-                <w:sz w:val="20"/>
-                <w:szCs w:val="20"/>
-              </w:rPr>
-              <w:t>AI辅助开发</w:t>
-            </w:r>
-          </w:p>
-        </w:tc>
-        <w:tc>
-          <w:tcPr>
-            <w:tcW w:w="1900" w:type="dxa"/>
-            <w:tcBorders>
-              <w:top w:val="single" w:color="CCCCCC" w:sz="0" w:space="0"/>
-              <w:left w:val="single" w:color="CCCCCC" w:sz="0" w:space="0"/>
-              <w:bottom w:val="single" w:color="CCCCCC" w:sz="0" w:space="0"/>
-              <w:right w:val="single" w:color="CCCCCC" w:sz="0" w:space="0"/>
-            </w:tcBorders>
-            <w:tcMar>
-              <w:top w:w="60" w:type="dxa"/>
-              <w:left w:w="100" w:type="dxa"/>
-              <w:bottom w:w="60" w:type="dxa"/>
-              <w:right w:w="100" w:type="dxa"/>
-            </w:tcMar>
-          </w:tcPr>
-          <w:p>
-            <w:r>
-              <w:rPr>
-                <w:rFonts w:ascii="宋体" w:hAnsi="宋体" w:eastAsia="宋体" w:cs="宋体"/>
-                <w:sz w:val="20"/>
-                <w:szCs w:val="20"/>
-              </w:rPr>
-              <w:t>❌不适用</w:t>
-            </w:r>
-          </w:p>
-        </w:tc>
-        <w:tc>
-          <w:tcPr>
-            <w:tcW w:w="1900" w:type="dxa"/>
-            <w:tcBorders>
-              <w:top w:val="single" w:color="CCCCCC" w:sz="0" w:space="0"/>
-              <w:left w:val="single" w:color="CCCCCC" w:sz="0" w:space="0"/>
-              <w:bottom w:val="single" w:color="CCCCCC" w:sz="0" w:space="0"/>
-              <w:right w:val="single" w:color="CCCCCC" w:sz="0" w:space="0"/>
-            </w:tcBorders>
-            <w:tcMar>
-              <w:top w:w="60" w:type="dxa"/>
-              <w:left w:w="100" w:type="dxa"/>
-              <w:bottom w:w="60" w:type="dxa"/>
-              <w:right w:w="100" w:type="dxa"/>
-            </w:tcMar>
-          </w:tcPr>
-          <w:p>
-            <w:r>
-              <w:rPr>
-                <w:rFonts w:ascii="宋体" w:hAnsi="宋体" w:eastAsia="宋体" w:cs="宋体"/>
-                <w:sz w:val="20"/>
-                <w:szCs w:val="20"/>
-              </w:rPr>
-              <w:t>❌不适用</w:t>
-            </w:r>
-          </w:p>
-        </w:tc>
-        <w:tc>
-          <w:tcPr>
-            <w:tcW w:w="1900" w:type="dxa"/>
-            <w:tcBorders>
-              <w:top w:val="single" w:color="CCCCCC" w:sz="0" w:space="0"/>
-              <w:left w:val="single" w:color="CCCCCC" w:sz="0" w:space="0"/>
-              <w:bottom w:val="single" w:color="CCCCCC" w:sz="0" w:space="0"/>
-              <w:right w:val="single" w:color="CCCCCC" w:sz="0" w:space="0"/>
-            </w:tcBorders>
-            <w:tcMar>
-              <w:top w:w="60" w:type="dxa"/>
-              <w:left w:w="100" w:type="dxa"/>
-              <w:bottom w:w="60" w:type="dxa"/>
-              <w:right w:w="100" w:type="dxa"/>
-            </w:tcMar>
-          </w:tcPr>
-          <w:p>
-            <w:r>
-              <w:rPr>
-                <w:rFonts w:ascii="宋体" w:hAnsi="宋体" w:eastAsia="宋体" w:cs="宋体"/>
-                <w:sz w:val="20"/>
-                <w:szCs w:val="20"/>
-              </w:rPr>
-              <w:t>❌无</w:t>
-            </w:r>
-          </w:p>
-        </w:tc>
-        <w:tc>
-          <w:tcPr>
-            <w:tcW w:w="3206" w:type="dxa"/>
-            <w:tcBorders>
-              <w:top w:val="single" w:color="CCCCCC" w:sz="0" w:space="0"/>
-              <w:left w:val="single" w:color="CCCCCC" w:sz="0" w:space="0"/>
-              <w:bottom w:val="single" w:color="CCCCCC" w:sz="0" w:space="0"/>
-              <w:right w:val="single" w:color="CCCCCC" w:sz="0" w:space="0"/>
-            </w:tcBorders>
-            <w:tcMar>
-              <w:top w:w="60" w:type="dxa"/>
-              <w:left w:w="100" w:type="dxa"/>
-              <w:bottom w:w="60" w:type="dxa"/>
-              <w:right w:w="100" w:type="dxa"/>
-            </w:tcMar>
-          </w:tcPr>
-          <w:p>
-            <w:r>
-              <w:rPr>
-                <w:rFonts w:ascii="宋体" w:hAnsi="宋体" w:eastAsia="宋体" w:cs="宋体"/>
-                <w:sz w:val="20"/>
-                <w:szCs w:val="20"/>
-              </w:rPr>
-              <w:t>✅全流程Claude Code</w:t>
-            </w:r>
-          </w:p>
-        </w:tc>
-      </w:tr>
-      <w:tr>
-        <w:tblPrEx>
-          <w:tblBorders>
-            <w:top w:val="single" w:color="auto" w:sz="4" w:space="0"/>
-            <w:left w:val="single" w:color="auto" w:sz="4" w:space="0"/>
-            <w:bottom w:val="single" w:color="auto" w:sz="4" w:space="0"/>
-            <w:right w:val="single" w:color="auto" w:sz="4" w:space="0"/>
-            <w:insideH w:val="single" w:color="auto" w:sz="4" w:space="0"/>
-            <w:insideV w:val="single" w:color="auto" w:sz="4" w:space="0"/>
-          </w:tblBorders>
-          <w:tblCellMar>
-            <w:top w:w="0" w:type="dxa"/>
-            <w:left w:w="10" w:type="dxa"/>
-            <w:bottom w:w="0" w:type="dxa"/>
-            <w:right w:w="10" w:type="dxa"/>
-          </w:tblCellMar>
-        </w:tblPrEx>
-        <w:tc>
-          <w:tcPr>
-            <w:tcW w:w="2000" w:type="dxa"/>
-            <w:tcBorders>
-              <w:top w:val="single" w:color="CCCCCC" w:sz="0" w:space="0"/>
-              <w:left w:val="single" w:color="CCCCCC" w:sz="0" w:space="0"/>
-              <w:bottom w:val="single" w:color="CCCCCC" w:sz="0" w:space="0"/>
-              <w:right w:val="single" w:color="CCCCCC" w:sz="0" w:space="0"/>
-            </w:tcBorders>
-            <w:tcMar>
-              <w:top w:w="60" w:type="dxa"/>
-              <w:left w:w="100" w:type="dxa"/>
-              <w:bottom w:w="60" w:type="dxa"/>
-              <w:right w:w="100" w:type="dxa"/>
-            </w:tcMar>
-          </w:tcPr>
-          <w:p>
-            <w:r>
-              <w:rPr>
-                <w:rFonts w:ascii="宋体" w:hAnsi="宋体" w:eastAsia="宋体" w:cs="宋体"/>
-                <w:sz w:val="20"/>
-                <w:szCs w:val="20"/>
-              </w:rPr>
-              <w:t>标准化文档</w:t>
-            </w:r>
-          </w:p>
-        </w:tc>
-        <w:tc>
-          <w:tcPr>
-            <w:tcW w:w="1900" w:type="dxa"/>
-            <w:tcBorders>
-              <w:top w:val="single" w:color="CCCCCC" w:sz="0" w:space="0"/>
-              <w:left w:val="single" w:color="CCCCCC" w:sz="0" w:space="0"/>
-              <w:bottom w:val="single" w:color="CCCCCC" w:sz="0" w:space="0"/>
-              <w:right w:val="single" w:color="CCCCCC" w:sz="0" w:space="0"/>
-            </w:tcBorders>
-            <w:tcMar>
-              <w:top w:w="60" w:type="dxa"/>
-              <w:left w:w="100" w:type="dxa"/>
-              <w:bottom w:w="60" w:type="dxa"/>
-              <w:right w:w="100" w:type="dxa"/>
-            </w:tcMar>
-          </w:tcPr>
-          <w:p>
-            <w:r>
-              <w:rPr>
-                <w:rFonts w:ascii="宋体" w:hAnsi="宋体" w:eastAsia="宋体" w:cs="宋体"/>
-                <w:sz w:val="20"/>
-                <w:szCs w:val="20"/>
-              </w:rPr>
-              <w:t>❌商业文档</w:t>
-            </w:r>
-          </w:p>
-        </w:tc>
-        <w:tc>
-          <w:tcPr>
-            <w:tcW w:w="1900" w:type="dxa"/>
-            <w:tcBorders>
-              <w:top w:val="single" w:color="CCCCCC" w:sz="0" w:space="0"/>
-              <w:left w:val="single" w:color="CCCCCC" w:sz="0" w:space="0"/>
-              <w:bottom w:val="single" w:color="CCCCCC" w:sz="0" w:space="0"/>
-              <w:right w:val="single" w:color="CCCCCC" w:sz="0" w:space="0"/>
-            </w:tcBorders>
-            <w:tcMar>
-              <w:top w:w="60" w:type="dxa"/>
-              <w:left w:w="100" w:type="dxa"/>
-              <w:bottom w:w="60" w:type="dxa"/>
-              <w:right w:w="100" w:type="dxa"/>
-            </w:tcMar>
-          </w:tcPr>
-          <w:p>
-            <w:r>
-              <w:rPr>
-                <w:rFonts w:ascii="宋体" w:hAnsi="宋体" w:eastAsia="宋体" w:cs="宋体"/>
-                <w:sz w:val="20"/>
-                <w:szCs w:val="20"/>
-              </w:rPr>
-              <w:t>❌技术手册</w:t>
-            </w:r>
-          </w:p>
-        </w:tc>
-        <w:tc>
-          <w:tcPr>
-            <w:tcW w:w="1900" w:type="dxa"/>
-            <w:tcBorders>
-              <w:top w:val="single" w:color="CCCCCC" w:sz="0" w:space="0"/>
-              <w:left w:val="single" w:color="CCCCCC" w:sz="0" w:space="0"/>
-              <w:bottom w:val="single" w:color="CCCCCC" w:sz="0" w:space="0"/>
-              <w:right w:val="single" w:color="CCCCCC" w:sz="0" w:space="0"/>
-            </w:tcBorders>
-            <w:tcMar>
-              <w:top w:w="60" w:type="dxa"/>
-              <w:left w:w="100" w:type="dxa"/>
-              <w:bottom w:w="60" w:type="dxa"/>
-              <w:right w:w="100" w:type="dxa"/>
-            </w:tcMar>
-          </w:tcPr>
-          <w:p>
-            <w:r>
-              <w:rPr>
-                <w:rFonts w:ascii="宋体" w:hAnsi="宋体" w:eastAsia="宋体" w:cs="宋体"/>
-                <w:sz w:val="20"/>
-                <w:szCs w:val="20"/>
-              </w:rPr>
-              <w:t>❌无</w:t>
-            </w:r>
-          </w:p>
-        </w:tc>
-        <w:tc>
-          <w:tcPr>
-            <w:tcW w:w="3206" w:type="dxa"/>
-            <w:tcBorders>
-              <w:top w:val="single" w:color="CCCCCC" w:sz="0" w:space="0"/>
-              <w:left w:val="single" w:color="CCCCCC" w:sz="0" w:space="0"/>
-              <w:bottom w:val="single" w:color="CCCCCC" w:sz="0" w:space="0"/>
-              <w:right w:val="single" w:color="CCCCCC" w:sz="0" w:space="0"/>
-            </w:tcBorders>
-            <w:tcMar>
-              <w:top w:w="60" w:type="dxa"/>
-              <w:left w:w="100" w:type="dxa"/>
-              <w:bottom w:w="60" w:type="dxa"/>
-              <w:right w:w="100" w:type="dxa"/>
-            </w:tcMar>
-          </w:tcPr>
-          <w:p>
-            <w:r>
-              <w:rPr>
-                <w:rFonts w:ascii="宋体" w:hAnsi="宋体" w:eastAsia="宋体" w:cs="宋体"/>
-                <w:sz w:val="20"/>
-                <w:szCs w:val="20"/>
-              </w:rPr>
-              <w:t>✅5份大赛标准文档</w:t>
-            </w:r>
-          </w:p>
-        </w:tc>
-      </w:tr>
-      <w:tr>
-        <w:tblPrEx>
-          <w:tblBorders>
-            <w:top w:val="single" w:color="auto" w:sz="4" w:space="0"/>
-            <w:left w:val="single" w:color="auto" w:sz="4" w:space="0"/>
-            <w:bottom w:val="single" w:color="auto" w:sz="4" w:space="0"/>
-            <w:right w:val="single" w:color="auto" w:sz="4" w:space="0"/>
-            <w:insideH w:val="single" w:color="auto" w:sz="4" w:space="0"/>
-            <w:insideV w:val="single" w:color="auto" w:sz="4" w:space="0"/>
-          </w:tblBorders>
-          <w:tblCellMar>
-            <w:top w:w="0" w:type="dxa"/>
-            <w:left w:w="10" w:type="dxa"/>
-            <w:bottom w:w="0" w:type="dxa"/>
-            <w:right w:w="10" w:type="dxa"/>
-          </w:tblCellMar>
-        </w:tblPrEx>
-        <w:tc>
-          <w:tcPr>
-            <w:tcW w:w="2000" w:type="dxa"/>
-            <w:tcBorders>
-              <w:top w:val="single" w:color="CCCCCC" w:sz="0" w:space="0"/>
-              <w:left w:val="single" w:color="CCCCCC" w:sz="0" w:space="0"/>
-              <w:bottom w:val="single" w:color="CCCCCC" w:sz="0" w:space="0"/>
-              <w:right w:val="single" w:color="CCCCCC" w:sz="0" w:space="0"/>
-            </w:tcBorders>
-            <w:tcMar>
-              <w:top w:w="60" w:type="dxa"/>
-              <w:left w:w="100" w:type="dxa"/>
-              <w:bottom w:w="60" w:type="dxa"/>
-              <w:right w:w="100" w:type="dxa"/>
-            </w:tcMar>
-          </w:tcPr>
-          <w:p>
-            <w:r>
-              <w:rPr>
-                <w:rFonts w:ascii="宋体" w:hAnsi="宋体" w:eastAsia="宋体" w:cs="宋体"/>
-                <w:sz w:val="20"/>
-                <w:szCs w:val="20"/>
-              </w:rPr>
-              <w:t>教学适用性</w:t>
-            </w:r>
-          </w:p>
-        </w:tc>
-        <w:tc>
-          <w:tcPr>
-            <w:tcW w:w="1900" w:type="dxa"/>
-            <w:tcBorders>
-              <w:top w:val="single" w:color="CCCCCC" w:sz="0" w:space="0"/>
-              <w:left w:val="single" w:color="CCCCCC" w:sz="0" w:space="0"/>
-              <w:bottom w:val="single" w:color="CCCCCC" w:sz="0" w:space="0"/>
-              <w:right w:val="single" w:color="CCCCCC" w:sz="0" w:space="0"/>
-            </w:tcBorders>
-            <w:tcMar>
-              <w:top w:w="60" w:type="dxa"/>
-              <w:left w:w="100" w:type="dxa"/>
-              <w:bottom w:w="60" w:type="dxa"/>
-              <w:right w:w="100" w:type="dxa"/>
-            </w:tcMar>
-          </w:tcPr>
-          <w:p>
-            <w:r>
-              <w:rPr>
-                <w:rFonts w:ascii="宋体" w:hAnsi="宋体" w:eastAsia="宋体" w:cs="宋体"/>
-                <w:sz w:val="20"/>
-                <w:szCs w:val="20"/>
-              </w:rPr>
-              <w:t>⚠️需教师指导</w:t>
-            </w:r>
-          </w:p>
-        </w:tc>
-        <w:tc>
-          <w:tcPr>
-            <w:tcW w:w="1900" w:type="dxa"/>
-            <w:tcBorders>
-              <w:top w:val="single" w:color="CCCCCC" w:sz="0" w:space="0"/>
-              <w:left w:val="single" w:color="CCCCCC" w:sz="0" w:space="0"/>
-              <w:bottom w:val="single" w:color="CCCCCC" w:sz="0" w:space="0"/>
-              <w:right w:val="single" w:color="CCCCCC" w:sz="0" w:space="0"/>
-            </w:tcBorders>
-            <w:tcMar>
-              <w:top w:w="60" w:type="dxa"/>
-              <w:left w:w="100" w:type="dxa"/>
-              <w:bottom w:w="60" w:type="dxa"/>
-              <w:right w:w="100" w:type="dxa"/>
-            </w:tcMar>
-          </w:tcPr>
-          <w:p>
-            <w:r>
-              <w:rPr>
-                <w:rFonts w:ascii="宋体" w:hAnsi="宋体" w:eastAsia="宋体" w:cs="宋体"/>
-                <w:sz w:val="20"/>
-                <w:szCs w:val="20"/>
-              </w:rPr>
-              <w:t>❌学习曲线陡</w:t>
-            </w:r>
-          </w:p>
-        </w:tc>
-        <w:tc>
-          <w:tcPr>
-            <w:tcW w:w="1900" w:type="dxa"/>
-            <w:tcBorders>
-              <w:top w:val="single" w:color="CCCCCC" w:sz="0" w:space="0"/>
-              <w:left w:val="single" w:color="CCCCCC" w:sz="0" w:space="0"/>
-              <w:bottom w:val="single" w:color="CCCCCC" w:sz="0" w:space="0"/>
-              <w:right w:val="single" w:color="CCCCCC" w:sz="0" w:space="0"/>
-            </w:tcBorders>
-            <w:tcMar>
-              <w:top w:w="60" w:type="dxa"/>
-              <w:left w:w="100" w:type="dxa"/>
-              <w:bottom w:w="60" w:type="dxa"/>
-              <w:right w:w="100" w:type="dxa"/>
-            </w:tcMar>
-          </w:tcPr>
-          <w:p>
-            <w:r>
-              <w:rPr>
-                <w:rFonts w:ascii="宋体" w:hAnsi="宋体" w:eastAsia="宋体" w:cs="宋体"/>
-                <w:sz w:val="20"/>
-                <w:szCs w:val="20"/>
-              </w:rPr>
-              <w:t>⚠️功能不完整</w:t>
-            </w:r>
-          </w:p>
-        </w:tc>
-        <w:tc>
-          <w:tcPr>
-            <w:tcW w:w="3206" w:type="dxa"/>
-            <w:tcBorders>
-              <w:top w:val="single" w:color="CCCCCC" w:sz="0" w:space="0"/>
-              <w:left w:val="single" w:color="CCCCCC" w:sz="0" w:space="0"/>
-              <w:bottom w:val="single" w:color="CCCCCC" w:sz="0" w:space="0"/>
-              <w:right w:val="single" w:color="CCCCCC" w:sz="0" w:space="0"/>
-            </w:tcBorders>
-            <w:tcMar>
-              <w:top w:w="60" w:type="dxa"/>
-              <w:left w:w="100" w:type="dxa"/>
-              <w:bottom w:w="60" w:type="dxa"/>
-              <w:right w:w="100" w:type="dxa"/>
-            </w:tcMar>
-          </w:tcPr>
-          <w:p>
-            <w:r>
-              <w:rPr>
-                <w:rFonts w:ascii="宋体" w:hAnsi="宋体" w:eastAsia="宋体" w:cs="宋体"/>
-                <w:sz w:val="20"/>
-                <w:szCs w:val="20"/>
-              </w:rPr>
-              <w:t>✅即装即用</w:t>
-            </w:r>
-          </w:p>
-        </w:tc>
-      </w:tr>
-      <w:tr>
-        <w:tblPrEx>
-          <w:tblBorders>
-            <w:top w:val="single" w:color="auto" w:sz="4" w:space="0"/>
-            <w:left w:val="single" w:color="auto" w:sz="4" w:space="0"/>
-            <w:bottom w:val="single" w:color="auto" w:sz="4" w:space="0"/>
-            <w:right w:val="single" w:color="auto" w:sz="4" w:space="0"/>
-            <w:insideH w:val="single" w:color="auto" w:sz="4" w:space="0"/>
-            <w:insideV w:val="single" w:color="auto" w:sz="4" w:space="0"/>
-          </w:tblBorders>
-          <w:tblCellMar>
-            <w:top w:w="0" w:type="dxa"/>
-            <w:left w:w="10" w:type="dxa"/>
-            <w:bottom w:w="0" w:type="dxa"/>
-            <w:right w:w="10" w:type="dxa"/>
-          </w:tblCellMar>
-        </w:tblPrEx>
-        <w:tc>
-          <w:tcPr>
-            <w:tcW w:w="2000" w:type="dxa"/>
-            <w:tcBorders>
-              <w:top w:val="single" w:color="CCCCCC" w:sz="0" w:space="0"/>
-              <w:left w:val="single" w:color="CCCCCC" w:sz="0" w:space="0"/>
-              <w:bottom w:val="single" w:color="CCCCCC" w:sz="0" w:space="0"/>
-              <w:right w:val="single" w:color="CCCCCC" w:sz="0" w:space="0"/>
-            </w:tcBorders>
-            <w:tcMar>
-              <w:top w:w="60" w:type="dxa"/>
-              <w:left w:w="100" w:type="dxa"/>
-              <w:bottom w:w="60" w:type="dxa"/>
-              <w:right w:w="100" w:type="dxa"/>
-            </w:tcMar>
-          </w:tcPr>
-          <w:p>
-            <w:r>
-              <w:rPr>
-                <w:rFonts w:ascii="宋体" w:hAnsi="宋体" w:eastAsia="宋体" w:cs="宋体"/>
-                <w:sz w:val="20"/>
-                <w:szCs w:val="20"/>
-              </w:rPr>
-              <w:t>可扩展性</w:t>
-            </w:r>
-          </w:p>
-        </w:tc>
-        <w:tc>
-          <w:tcPr>
-            <w:tcW w:w="1900" w:type="dxa"/>
-            <w:tcBorders>
-              <w:top w:val="single" w:color="CCCCCC" w:sz="0" w:space="0"/>
-              <w:left w:val="single" w:color="CCCCCC" w:sz="0" w:space="0"/>
-              <w:bottom w:val="single" w:color="CCCCCC" w:sz="0" w:space="0"/>
-              <w:right w:val="single" w:color="CCCCCC" w:sz="0" w:space="0"/>
-            </w:tcBorders>
-            <w:tcMar>
-              <w:top w:w="60" w:type="dxa"/>
-              <w:left w:w="100" w:type="dxa"/>
-              <w:bottom w:w="60" w:type="dxa"/>
-              <w:right w:w="100" w:type="dxa"/>
-            </w:tcMar>
-          </w:tcPr>
-          <w:p>
-            <w:r>
-              <w:rPr>
-                <w:rFonts w:ascii="宋体" w:hAnsi="宋体" w:eastAsia="宋体" w:cs="宋体"/>
-                <w:sz w:val="20"/>
-                <w:szCs w:val="20"/>
-              </w:rPr>
-              <w:t>❌闭源封闭</w:t>
-            </w:r>
-          </w:p>
-        </w:tc>
-        <w:tc>
-          <w:tcPr>
-            <w:tcW w:w="1900" w:type="dxa"/>
-            <w:tcBorders>
-              <w:top w:val="single" w:color="CCCCCC" w:sz="0" w:space="0"/>
-              <w:left w:val="single" w:color="CCCCCC" w:sz="0" w:space="0"/>
-              <w:bottom w:val="single" w:color="CCCCCC" w:sz="0" w:space="0"/>
-              <w:right w:val="single" w:color="CCCCCC" w:sz="0" w:space="0"/>
-            </w:tcBorders>
-            <w:tcMar>
-              <w:top w:w="60" w:type="dxa"/>
-              <w:left w:w="100" w:type="dxa"/>
-              <w:bottom w:w="60" w:type="dxa"/>
-              <w:right w:w="100" w:type="dxa"/>
-            </w:tcMar>
-          </w:tcPr>
-          <w:p>
-            <w:r>
-              <w:rPr>
-                <w:rFonts w:ascii="宋体" w:hAnsi="宋体" w:eastAsia="宋体" w:cs="宋体"/>
-                <w:sz w:val="20"/>
-                <w:szCs w:val="20"/>
-              </w:rPr>
-              <w:t>⚠️有限</w:t>
-            </w:r>
-          </w:p>
-        </w:tc>
-        <w:tc>
-          <w:tcPr>
-            <w:tcW w:w="1900" w:type="dxa"/>
-            <w:tcBorders>
-              <w:top w:val="single" w:color="CCCCCC" w:sz="0" w:space="0"/>
-              <w:left w:val="single" w:color="CCCCCC" w:sz="0" w:space="0"/>
-              <w:bottom w:val="single" w:color="CCCCCC" w:sz="0" w:space="0"/>
-              <w:right w:val="single" w:color="CCCCCC" w:sz="0" w:space="0"/>
-            </w:tcBorders>
-            <w:tcMar>
-              <w:top w:w="60" w:type="dxa"/>
-              <w:left w:w="100" w:type="dxa"/>
-              <w:bottom w:w="60" w:type="dxa"/>
-              <w:right w:w="100" w:type="dxa"/>
-            </w:tcMar>
-          </w:tcPr>
-          <w:p>
-            <w:r>
-              <w:rPr>
-                <w:rFonts w:ascii="宋体" w:hAnsi="宋体" w:eastAsia="宋体" w:cs="宋体"/>
-                <w:sz w:val="20"/>
-                <w:szCs w:val="20"/>
-              </w:rPr>
-              <w:t>⚠️不可维护</w:t>
-            </w:r>
-          </w:p>
-        </w:tc>
-        <w:tc>
-          <w:tcPr>
-            <w:tcW w:w="3206" w:type="dxa"/>
-            <w:tcBorders>
-              <w:top w:val="single" w:color="CCCCCC" w:sz="0" w:space="0"/>
-              <w:left w:val="single" w:color="CCCCCC" w:sz="0" w:space="0"/>
-              <w:bottom w:val="single" w:color="CCCCCC" w:sz="0" w:space="0"/>
-              <w:right w:val="single" w:color="CCCCCC" w:sz="0" w:space="0"/>
-            </w:tcBorders>
-            <w:tcMar>
-              <w:top w:w="60" w:type="dxa"/>
-              <w:left w:w="100" w:type="dxa"/>
-              <w:bottom w:w="60" w:type="dxa"/>
-              <w:right w:w="100" w:type="dxa"/>
-            </w:tcMar>
-          </w:tcPr>
-          <w:p>
-            <w:r>
-              <w:rPr>
-                <w:rFonts w:ascii="宋体" w:hAnsi="宋体" w:eastAsia="宋体" w:cs="宋体"/>
-                <w:sz w:val="20"/>
-                <w:szCs w:val="20"/>
-              </w:rPr>
-              <w:t>✅开源,模块化</w:t>
-            </w:r>
-          </w:p>
-        </w:tc>
-      </w:tr>
-      <w:tr>
-        <w:tblPrEx>
-          <w:tblBorders>
-            <w:top w:val="single" w:color="auto" w:sz="4" w:space="0"/>
-            <w:left w:val="single" w:color="auto" w:sz="4" w:space="0"/>
-            <w:bottom w:val="single" w:color="auto" w:sz="4" w:space="0"/>
-            <w:right w:val="single" w:color="auto" w:sz="4" w:space="0"/>
-            <w:insideH w:val="single" w:color="auto" w:sz="4" w:space="0"/>
-            <w:insideV w:val="single" w:color="auto" w:sz="4" w:space="0"/>
-          </w:tblBorders>
-          <w:tblCellMar>
-            <w:top w:w="0" w:type="dxa"/>
-            <w:left w:w="10" w:type="dxa"/>
-            <w:bottom w:w="0" w:type="dxa"/>
-            <w:right w:w="10" w:type="dxa"/>
-          </w:tblCellMar>
-        </w:tblPrEx>
-        <w:tc>
-          <w:tcPr>
-            <w:tcW w:w="2000" w:type="dxa"/>
-            <w:tcBorders>
-              <w:top w:val="single" w:color="CCCCCC" w:sz="0" w:space="0"/>
-              <w:left w:val="single" w:color="CCCCCC" w:sz="0" w:space="0"/>
-              <w:bottom w:val="single" w:color="CCCCCC" w:sz="0" w:space="0"/>
-              <w:right w:val="single" w:color="CCCCCC" w:sz="0" w:space="0"/>
-            </w:tcBorders>
-            <w:tcMar>
-              <w:top w:w="60" w:type="dxa"/>
-              <w:left w:w="100" w:type="dxa"/>
-              <w:bottom w:w="60" w:type="dxa"/>
-              <w:right w:w="100" w:type="dxa"/>
-            </w:tcMar>
-          </w:tcPr>
-          <w:p>
-            <w:r>
-              <w:rPr>
-                <w:rFonts w:ascii="宋体" w:hAnsi="宋体" w:eastAsia="宋体" w:cs="宋体"/>
-                <w:sz w:val="20"/>
-                <w:szCs w:val="20"/>
-              </w:rPr>
               <w:t>安全性</w:t>
             </w:r>
           </w:p>
@@ -6288,7 +5312,7 @@
         <w:pStyle w:val="3"/>
         <w:spacing w:before="240" w:after="180"/>
       </w:pPr>
-      <w:bookmarkStart w:id="23" w:name="_Toc29595"/>
+      <w:bookmarkStart w:id="23" w:name="_Toc24327"/>
       <w:r>
         <w:rPr>
           <w:rFonts w:ascii="黑体" w:hAnsi="黑体" w:eastAsia="黑体" w:cs="黑体"/>
@@ -6311,7 +5335,7 @@
           <w:sz w:val="24"/>
           <w:szCs w:val="24"/>
         </w:rPr>
-        <w:t>成本维度：零硬件+零许可+零耗材，单次实验成本从500-1000元降至0元。质量维度：140+用例+JaCoCo 80%门禁+5人模块化Git协同。创新维度：多阶段算法+状态机+分层架构+三格式导出+AI全流程辅助。核心结论：当前市场上不存在同时满足"零成本、标准合规、教学友好、质量可控、团队协作可追溯"的ISO 11820仿真软件。本小组项目填补了这一空白。</w:t>
+        <w:t>成本维度：零硬件+零许可+零耗材。质量维度：140+用例+JaCoCo 80%门禁+5人模块化Git协同。创新维度：多阶段算法+状态机+分层架构+三格式导出+AI全流程辅助。核心结论：当前市场不存在同时满足"零成本、标准合规、教学友好、质量可控、团队协作可追溯"的ISO 11820仿真软件。</w:t>
       </w:r>
     </w:p>
     <w:sectPr>
@@ -6463,7 +5487,7 @@
     <w:lsdException w:unhideWhenUsed="0" w:uiPriority="0" w:semiHidden="0" w:name="line number"/>
     <w:lsdException w:unhideWhenUsed="0" w:uiPriority="0" w:semiHidden="0" w:name="page number"/>
     <w:lsdException w:qFormat="1" w:uiPriority="99" w:name="endnote reference"/>
-    <w:lsdException w:qFormat="1" w:uiPriority="99" w:name="endnote text"/>
+    <w:lsdException w:uiPriority="99" w:name="endnote text"/>
     <w:lsdException w:unhideWhenUsed="0" w:uiPriority="0" w:semiHidden="0" w:name="table of authorities"/>
     <w:lsdException w:unhideWhenUsed="0" w:uiPriority="0" w:semiHidden="0" w:name="macro"/>
     <w:lsdException w:unhideWhenUsed="0" w:uiPriority="0" w:semiHidden="0" w:name="toa heading"/>
@@ -6485,7 +5509,7 @@
     <w:lsdException w:qFormat="1" w:unhideWhenUsed="0" w:uiPriority="0" w:semiHidden="0" w:name="Title"/>
     <w:lsdException w:unhideWhenUsed="0" w:uiPriority="0" w:semiHidden="0" w:name="Closing"/>
     <w:lsdException w:unhideWhenUsed="0" w:uiPriority="0" w:semiHidden="0" w:name="Signature"/>
-    <w:lsdException w:unhideWhenUsed="0" w:uiPriority="0" w:name="Default Paragraph Font"/>
+    <w:lsdException w:qFormat="1" w:unhideWhenUsed="0" w:uiPriority="0" w:name="Default Paragraph Font"/>
     <w:lsdException w:unhideWhenUsed="0" w:uiPriority="0" w:semiHidden="0" w:name="Body Text"/>
     <w:lsdException w:unhideWhenUsed="0" w:uiPriority="0" w:semiHidden="0" w:name="Body Text Indent"/>
     <w:lsdException w:unhideWhenUsed="0" w:uiPriority="0" w:semiHidden="0" w:name="List Continue"/>
@@ -6523,7 +5547,7 @@
     <w:lsdException w:unhideWhenUsed="0" w:uiPriority="0" w:semiHidden="0" w:name="HTML Sample"/>
     <w:lsdException w:unhideWhenUsed="0" w:uiPriority="0" w:semiHidden="0" w:name="HTML Typewriter"/>
     <w:lsdException w:unhideWhenUsed="0" w:uiPriority="0" w:semiHidden="0" w:name="HTML Variable"/>
-    <w:lsdException w:qFormat="1" w:unhideWhenUsed="0" w:uiPriority="0" w:name="Normal Table"/>
+    <w:lsdException w:unhideWhenUsed="0" w:uiPriority="0" w:name="Normal Table"/>
     <w:lsdException w:unhideWhenUsed="0" w:uiPriority="0" w:semiHidden="0" w:name="annotation subject"/>
     <w:lsdException w:unhideWhenUsed="0" w:uiPriority="0" w:semiHidden="0" w:name="Table Simple 1"/>
     <w:lsdException w:unhideWhenUsed="0" w:uiPriority="0" w:semiHidden="0" w:name="Table Simple 2"/>
@@ -6776,12 +5800,12 @@
   <w:style w:type="character" w:default="1" w:styleId="15">
     <w:name w:val="Default Paragraph Font"/>
     <w:semiHidden/>
+    <w:qFormat/>
     <w:uiPriority w:val="0"/>
   </w:style>
   <w:style w:type="table" w:default="1" w:styleId="14">
     <w:name w:val="Normal Table"/>
     <w:semiHidden/>
-    <w:qFormat/>
     <w:uiPriority w:val="0"/>
     <w:tblPr>
       <w:tblCellMar>
@@ -6806,7 +5830,6 @@
     <w:link w:val="21"/>
     <w:semiHidden/>
     <w:unhideWhenUsed/>
-    <w:qFormat/>
     <w:uiPriority w:val="99"/>
     <w:pPr>
       <w:spacing w:after="0" w:line="240" w:lineRule="auto"/>
@@ -6915,7 +5938,6 @@
     <w:link w:val="9"/>
     <w:semiHidden/>
     <w:unhideWhenUsed/>
-    <w:qFormat/>
     <w:uiPriority w:val="99"/>
     <w:rPr>
       <w:sz w:val="20"/>
